--- a/lessons/7-1/downloads/reveal/teacher/7.1-session-1-prerequisite-practice-b.docx
+++ b/lessons/7-1/downloads/reveal/teacher/7.1-session-1-prerequisite-practice-b.docx
@@ -15,10 +15,28 @@
         <w:rPr>
           <w:rFonts w:ascii="Avenir Next" w:hAnsi="Avenir Next" w:cs="Avenir Next" w:eastAsia="Avenir Next"/>
           <w:color w:val="1A1A1A"/>
+          <w:sz w:val="22"/>
+          <w:szCs w:val="20"/>
+        </w:rPr>
+        <w:t xml:space="preserve">Name</w:t>
+      </w:r>
+      <w:r>
+        <w:rPr>
+          <w:rFonts w:ascii="Avenir Next" w:hAnsi="Avenir Next" w:cs="Avenir Next" w:eastAsia="Avenir Next"/>
+          <w:color w:val="1A1A1A"/>
           <w:sz w:val="20"/>
           <w:szCs w:val="20"/>
         </w:rPr>
-        <w:t xml:space="preserve">Name</w:t>
+        <w:tab/>
+      </w:r>
+      <w:r>
+        <w:rPr>
+          <w:rFonts w:ascii="Avenir Next" w:hAnsi="Avenir Next" w:cs="Avenir Next" w:eastAsia="Avenir Next"/>
+          <w:color w:val="1A1A1A"/>
+          <w:sz w:val="22"/>
+          <w:szCs w:val="20"/>
+        </w:rPr>
+        <w:t xml:space="preserve">   Date</w:t>
       </w:r>
       <w:r>
         <w:rPr>
@@ -33,25 +51,7 @@
         <w:rPr>
           <w:rFonts w:ascii="Avenir Next" w:hAnsi="Avenir Next" w:cs="Avenir Next" w:eastAsia="Avenir Next"/>
           <w:color w:val="1A1A1A"/>
-          <w:sz w:val="20"/>
-          <w:szCs w:val="20"/>
-        </w:rPr>
-        <w:t xml:space="preserve">   Date</w:t>
-      </w:r>
-      <w:r>
-        <w:rPr>
-          <w:rFonts w:ascii="Avenir Next" w:hAnsi="Avenir Next" w:cs="Avenir Next" w:eastAsia="Avenir Next"/>
-          <w:color w:val="1A1A1A"/>
-          <w:sz w:val="20"/>
-          <w:szCs w:val="20"/>
-        </w:rPr>
-        <w:tab/>
-      </w:r>
-      <w:r>
-        <w:rPr>
-          <w:rFonts w:ascii="Avenir Next" w:hAnsi="Avenir Next" w:cs="Avenir Next" w:eastAsia="Avenir Next"/>
-          <w:color w:val="1A1A1A"/>
-          <w:sz w:val="20"/>
+          <w:sz w:val="22"/>
           <w:szCs w:val="20"/>
         </w:rPr>
         <w:t xml:space="preserve">   Period</w:t>
@@ -78,7 +78,7 @@
           <w:caps/>
           <w:color w:val="003A70"/>
           <w:spacing w:val="12"/>
-          <w:sz w:val="19"/>
+          <w:sz w:val="22"/>
           <w:szCs w:val="19"/>
         </w:rPr>
         <w:t xml:space="preserve">Lesson 7-1  ·  Session 1  ·  Prerequisite Practice B  ·  Skill 1 of 2</w:t>
@@ -86,6 +86,7 @@
     </w:p>
     <w:p>
       <w:pPr>
+        <w:pStyle w:val="Heading1"/>
         <w:keepNext/>
         <w:spacing w:before="0" w:after="10" w:line="240" w:lineRule="auto"/>
       </w:pPr>
@@ -111,7 +112,7 @@
         <w:rPr>
           <w:rFonts w:ascii="Avenir Next" w:hAnsi="Avenir Next" w:cs="Avenir Next" w:eastAsia="Avenir Next"/>
           <w:color w:val="5A5F66"/>
-          <w:sz w:val="17"/>
+          <w:sz w:val="22"/>
           <w:szCs w:val="17"/>
         </w:rPr>
         <w:t xml:space="preserve">Builds on Grade 4 · 4.MD.A.2</w:t>
@@ -154,6 +155,7 @@
           </w:tcPr>
           <w:p>
             <w:pPr>
+              <w:pStyle w:val="Heading2"/>
               <w:spacing w:before="0" w:after="0" w:line="252" w:lineRule="auto"/>
             </w:pPr>
             <w:r>
@@ -183,7 +185,7 @@
               <w:rPr>
                 <w:rFonts w:ascii="Avenir Next" w:hAnsi="Avenir Next" w:cs="Avenir Next" w:eastAsia="Avenir Next"/>
                 <w:color w:val="1A1A1A"/>
-                <w:sz w:val="20"/>
+                <w:sz w:val="22"/>
                 <w:szCs w:val="20"/>
               </w:rPr>
               <w:t xml:space="preserve">You will write 31 feet above the ground and its opposite, 31 feet below.</w:t>
@@ -203,6 +205,7 @@
           </w:tcPr>
           <w:p>
             <w:pPr>
+              <w:pStyle w:val="Heading2"/>
               <w:spacing w:before="0" w:after="0" w:line="252" w:lineRule="auto"/>
             </w:pPr>
             <w:r>
@@ -232,7 +235,7 @@
               <w:rPr>
                 <w:rFonts w:ascii="Avenir Next" w:hAnsi="Avenir Next" w:cs="Avenir Next" w:eastAsia="Avenir Next"/>
                 <w:color w:val="1A1A1A"/>
-                <w:sz w:val="20"/>
+                <w:sz w:val="22"/>
                 <w:szCs w:val="20"/>
               </w:rPr>
               <w:t xml:space="preserve">Flip a direction word, like above becomes below.  </w:t>
@@ -242,7 +245,7 @@
                 <w:rFonts w:ascii="Avenir Next" w:hAnsi="Avenir Next" w:cs="Avenir Next" w:eastAsia="Avenir Next"/>
                 <w:b/>
                 <w:color w:val="1A1A1A"/>
-                <w:sz w:val="20"/>
+                <w:sz w:val="22"/>
                 <w:szCs w:val="20"/>
               </w:rPr>
               <w:t xml:space="preserve">You will use it in Practice Form A, problems 4 and 7.</w:t>
@@ -253,6 +256,7 @@
     </w:tbl>
     <w:p>
       <w:pPr>
+        <w:pStyle w:val="Heading2"/>
         <w:keepNext/>
         <w:pBdr>
           <w:bottom w:val="single" w:sz="8" w:space="3" w:color="003A70"/>
@@ -268,7 +272,7 @@
           <w:b/>
           <w:color w:val="003A70"/>
           <w:spacing w:val="14"/>
-          <w:sz w:val="19"/>
+          <w:sz w:val="22"/>
           <w:szCs w:val="19"/>
         </w:rPr>
         <w:t xml:space="preserve">STEPS TO FOLLOW</w:t>
@@ -287,7 +291,7 @@
           <w:rFonts w:ascii="Avenir Next" w:hAnsi="Avenir Next" w:cs="Avenir Next" w:eastAsia="Avenir Next"/>
           <w:i/>
           <w:color w:val="5A5F66"/>
-          <w:sz w:val="17"/>
+          <w:sz w:val="22"/>
           <w:szCs w:val="17"/>
         </w:rPr>
         <w:t xml:space="preserve">use these same steps on every problem</w:t>
@@ -329,6 +333,7 @@
           </w:tcPr>
           <w:p>
             <w:pPr>
+              <w:pStyle w:val="Heading1"/>
               <w:spacing w:before="0" w:after="0" w:line="240" w:lineRule="auto"/>
               <w:jc w:val="center"/>
             </w:pPr>
@@ -357,7 +362,7 @@
               <w:rPr>
                 <w:rFonts w:ascii="Avenir Next" w:hAnsi="Avenir Next" w:cs="Avenir Next" w:eastAsia="Avenir Next"/>
                 <w:color w:val="1A1A1A"/>
-                <w:sz w:val="21"/>
+                <w:sz w:val="22"/>
                 <w:szCs w:val="21"/>
               </w:rPr>
               <w:t xml:space="preserve">Find the </w:t>
@@ -367,7 +372,7 @@
                 <w:rFonts w:ascii="Avenir Next" w:hAnsi="Avenir Next" w:cs="Avenir Next" w:eastAsia="Avenir Next"/>
                 <w:b/>
                 <w:color w:val="1A1A1A"/>
-                <w:sz w:val="21"/>
+                <w:sz w:val="22"/>
                 <w:szCs w:val="21"/>
               </w:rPr>
               <w:t xml:space="preserve">direction word</w:t>
@@ -376,7 +381,7 @@
               <w:rPr>
                 <w:rFonts w:ascii="Avenir Next" w:hAnsi="Avenir Next" w:cs="Avenir Next" w:eastAsia="Avenir Next"/>
                 <w:color w:val="1A1A1A"/>
-                <w:sz w:val="21"/>
+                <w:sz w:val="22"/>
                 <w:szCs w:val="21"/>
               </w:rPr>
               <w:t xml:space="preserve">: above, gain, up, over, rise.</w:t>
@@ -395,6 +400,7 @@
           </w:tcPr>
           <w:p>
             <w:pPr>
+              <w:pStyle w:val="Heading1"/>
               <w:spacing w:before="0" w:after="0" w:line="240" w:lineRule="auto"/>
               <w:jc w:val="center"/>
             </w:pPr>
@@ -424,7 +430,7 @@
                 <w:rFonts w:ascii="Avenir Next" w:hAnsi="Avenir Next" w:cs="Avenir Next" w:eastAsia="Avenir Next"/>
                 <w:b/>
                 <w:color w:val="1A1A1A"/>
-                <w:sz w:val="21"/>
+                <w:sz w:val="22"/>
                 <w:szCs w:val="21"/>
               </w:rPr>
               <w:t xml:space="preserve">Flip</w:t>
@@ -433,7 +439,7 @@
               <w:rPr>
                 <w:rFonts w:ascii="Avenir Next" w:hAnsi="Avenir Next" w:cs="Avenir Next" w:eastAsia="Avenir Next"/>
                 <w:color w:val="1A1A1A"/>
-                <w:sz w:val="21"/>
+                <w:sz w:val="22"/>
                 <w:szCs w:val="21"/>
               </w:rPr>
               <w:t xml:space="preserve"> it: above becomes below, gain becomes loss, up becomes down.</w:t>
@@ -452,6 +458,7 @@
           </w:tcPr>
           <w:p>
             <w:pPr>
+              <w:pStyle w:val="Heading1"/>
               <w:spacing w:before="0" w:after="0" w:line="240" w:lineRule="auto"/>
               <w:jc w:val="center"/>
             </w:pPr>
@@ -480,7 +487,7 @@
               <w:rPr>
                 <w:rFonts w:ascii="Avenir Next" w:hAnsi="Avenir Next" w:cs="Avenir Next" w:eastAsia="Avenir Next"/>
                 <w:color w:val="1A1A1A"/>
-                <w:sz w:val="21"/>
+                <w:sz w:val="22"/>
                 <w:szCs w:val="21"/>
               </w:rPr>
               <w:t xml:space="preserve">Keep the </w:t>
@@ -490,7 +497,7 @@
                 <w:rFonts w:ascii="Avenir Next" w:hAnsi="Avenir Next" w:cs="Avenir Next" w:eastAsia="Avenir Next"/>
                 <w:b/>
                 <w:color w:val="1A1A1A"/>
-                <w:sz w:val="21"/>
+                <w:sz w:val="22"/>
                 <w:szCs w:val="21"/>
               </w:rPr>
               <w:t xml:space="preserve">same amount</w:t>
@@ -499,7 +506,7 @@
               <w:rPr>
                 <w:rFonts w:ascii="Avenir Next" w:hAnsi="Avenir Next" w:cs="Avenir Next" w:eastAsia="Avenir Next"/>
                 <w:color w:val="1A1A1A"/>
-                <w:sz w:val="21"/>
+                <w:sz w:val="22"/>
                 <w:szCs w:val="21"/>
               </w:rPr>
               <w:t xml:space="preserve">. Write the new phrase.</w:t>
@@ -510,6 +517,7 @@
     </w:tbl>
     <w:p>
       <w:pPr>
+        <w:pStyle w:val="Heading2"/>
         <w:keepNext/>
         <w:pBdr>
           <w:bottom w:val="single" w:sz="8" w:space="3" w:color="003A70"/>
@@ -525,7 +533,7 @@
           <w:b/>
           <w:color w:val="003A70"/>
           <w:spacing w:val="14"/>
-          <w:sz w:val="19"/>
+          <w:sz w:val="22"/>
           <w:szCs w:val="19"/>
         </w:rPr>
         <w:t xml:space="preserve">WATCH ME</w:t>
@@ -544,7 +552,7 @@
           <w:rFonts w:ascii="Avenir Next" w:hAnsi="Avenir Next" w:cs="Avenir Next" w:eastAsia="Avenir Next"/>
           <w:i/>
           <w:color w:val="5A5F66"/>
-          <w:sz w:val="17"/>
+          <w:sz w:val="22"/>
           <w:szCs w:val="17"/>
         </w:rPr>
         <w:t xml:space="preserve">the steps in action</w:t>
@@ -559,7 +567,7 @@
           <w:rFonts w:ascii="Avenir Next" w:hAnsi="Avenir Next" w:cs="Avenir Next" w:eastAsia="Avenir Next"/>
           <w:b/>
           <w:color w:val="1A1A1A"/>
-          <w:sz w:val="21"/>
+          <w:sz w:val="22"/>
           <w:szCs w:val="21"/>
         </w:rPr>
         <w:t xml:space="preserve">Write the opposite of “6 floors above the lobby.”</w:t>
@@ -578,25 +586,25 @@
           <w:rFonts w:ascii="Avenir Next" w:hAnsi="Avenir Next" w:cs="Avenir Next" w:eastAsia="Avenir Next"/>
           <w:b/>
           <w:color w:val="003A70"/>
+          <w:sz w:val="22"/>
+          <w:szCs w:val="19"/>
+        </w:rPr>
+        <w:t xml:space="preserve">Step 1</w:t>
+      </w:r>
+      <w:r>
+        <w:rPr>
+          <w:rFonts w:ascii="Avenir Next" w:hAnsi="Avenir Next" w:cs="Avenir Next" w:eastAsia="Avenir Next"/>
+          <w:color w:val="1A1A1A"/>
           <w:sz w:val="19"/>
           <w:szCs w:val="19"/>
         </w:rPr>
-        <w:t xml:space="preserve">Step 1</w:t>
-      </w:r>
-      <w:r>
-        <w:rPr>
-          <w:rFonts w:ascii="Avenir Next" w:hAnsi="Avenir Next" w:cs="Avenir Next" w:eastAsia="Avenir Next"/>
-          <w:color w:val="1A1A1A"/>
-          <w:sz w:val="19"/>
-          <w:szCs w:val="19"/>
-        </w:rPr>
         <w:tab/>
       </w:r>
       <w:r>
         <w:rPr>
           <w:rFonts w:ascii="Avenir Next" w:hAnsi="Avenir Next" w:cs="Avenir Next" w:eastAsia="Avenir Next"/>
           <w:color w:val="1A1A1A"/>
-          <w:sz w:val="21"/>
+          <w:sz w:val="22"/>
           <w:szCs w:val="21"/>
         </w:rPr>
         <w:t xml:space="preserve">The direction word is above.</w:t>
@@ -615,25 +623,25 @@
           <w:rFonts w:ascii="Avenir Next" w:hAnsi="Avenir Next" w:cs="Avenir Next" w:eastAsia="Avenir Next"/>
           <w:b/>
           <w:color w:val="003A70"/>
+          <w:sz w:val="22"/>
+          <w:szCs w:val="19"/>
+        </w:rPr>
+        <w:t xml:space="preserve">Step 2</w:t>
+      </w:r>
+      <w:r>
+        <w:rPr>
+          <w:rFonts w:ascii="Avenir Next" w:hAnsi="Avenir Next" w:cs="Avenir Next" w:eastAsia="Avenir Next"/>
+          <w:color w:val="1A1A1A"/>
           <w:sz w:val="19"/>
           <w:szCs w:val="19"/>
         </w:rPr>
-        <w:t xml:space="preserve">Step 2</w:t>
-      </w:r>
-      <w:r>
-        <w:rPr>
-          <w:rFonts w:ascii="Avenir Next" w:hAnsi="Avenir Next" w:cs="Avenir Next" w:eastAsia="Avenir Next"/>
-          <w:color w:val="1A1A1A"/>
-          <w:sz w:val="19"/>
-          <w:szCs w:val="19"/>
-        </w:rPr>
         <w:tab/>
       </w:r>
       <w:r>
         <w:rPr>
           <w:rFonts w:ascii="Avenir Next" w:hAnsi="Avenir Next" w:cs="Avenir Next" w:eastAsia="Avenir Next"/>
           <w:color w:val="1A1A1A"/>
-          <w:sz w:val="21"/>
+          <w:sz w:val="22"/>
           <w:szCs w:val="21"/>
         </w:rPr>
         <w:t xml:space="preserve">Flip it: above becomes below.</w:t>
@@ -652,25 +660,25 @@
           <w:rFonts w:ascii="Avenir Next" w:hAnsi="Avenir Next" w:cs="Avenir Next" w:eastAsia="Avenir Next"/>
           <w:b/>
           <w:color w:val="003A70"/>
+          <w:sz w:val="22"/>
+          <w:szCs w:val="19"/>
+        </w:rPr>
+        <w:t xml:space="preserve">Step 3</w:t>
+      </w:r>
+      <w:r>
+        <w:rPr>
+          <w:rFonts w:ascii="Avenir Next" w:hAnsi="Avenir Next" w:cs="Avenir Next" w:eastAsia="Avenir Next"/>
+          <w:color w:val="1A1A1A"/>
           <w:sz w:val="19"/>
           <w:szCs w:val="19"/>
         </w:rPr>
-        <w:t xml:space="preserve">Step 3</w:t>
-      </w:r>
-      <w:r>
-        <w:rPr>
-          <w:rFonts w:ascii="Avenir Next" w:hAnsi="Avenir Next" w:cs="Avenir Next" w:eastAsia="Avenir Next"/>
-          <w:color w:val="1A1A1A"/>
-          <w:sz w:val="19"/>
-          <w:szCs w:val="19"/>
-        </w:rPr>
         <w:tab/>
       </w:r>
       <w:r>
         <w:rPr>
           <w:rFonts w:ascii="Avenir Next" w:hAnsi="Avenir Next" w:cs="Avenir Next" w:eastAsia="Avenir Next"/>
           <w:color w:val="1A1A1A"/>
-          <w:sz w:val="21"/>
+          <w:sz w:val="22"/>
           <w:szCs w:val="21"/>
         </w:rPr>
         <w:t xml:space="preserve">6 floors below the lobby</w:t>
@@ -689,33 +697,34 @@
           <w:rFonts w:ascii="Avenir Next" w:hAnsi="Avenir Next" w:cs="Avenir Next" w:eastAsia="Avenir Next"/>
           <w:b/>
           <w:color w:val="1A1A1A"/>
+          <w:sz w:val="22"/>
+          <w:szCs w:val="21"/>
+        </w:rPr>
+        <w:t xml:space="preserve">Answer</w:t>
+      </w:r>
+      <w:r>
+        <w:rPr>
+          <w:rFonts w:ascii="Avenir Next" w:hAnsi="Avenir Next" w:cs="Avenir Next" w:eastAsia="Avenir Next"/>
+          <w:color w:val="1A1A1A"/>
           <w:sz w:val="21"/>
           <w:szCs w:val="21"/>
         </w:rPr>
-        <w:t xml:space="preserve">Answer</w:t>
-      </w:r>
-      <w:r>
-        <w:rPr>
-          <w:rFonts w:ascii="Avenir Next" w:hAnsi="Avenir Next" w:cs="Avenir Next" w:eastAsia="Avenir Next"/>
-          <w:color w:val="1A1A1A"/>
-          <w:sz w:val="21"/>
+        <w:tab/>
+      </w:r>
+      <w:r>
+        <w:rPr>
+          <w:rFonts w:ascii="Avenir Next" w:hAnsi="Avenir Next" w:cs="Avenir Next" w:eastAsia="Avenir Next"/>
+          <w:b/>
+          <w:color w:val="1A1A1A"/>
+          <w:sz w:val="22"/>
           <w:szCs w:val="21"/>
         </w:rPr>
-        <w:tab/>
-      </w:r>
-      <w:r>
-        <w:rPr>
-          <w:rFonts w:ascii="Avenir Next" w:hAnsi="Avenir Next" w:cs="Avenir Next" w:eastAsia="Avenir Next"/>
-          <w:b/>
-          <w:color w:val="1A1A1A"/>
-          <w:sz w:val="21"/>
-          <w:szCs w:val="21"/>
-        </w:rPr>
         <w:t xml:space="preserve">6 floors below the lobby</w:t>
       </w:r>
     </w:p>
     <w:p>
       <w:pPr>
+        <w:pStyle w:val="Heading2"/>
         <w:keepNext/>
         <w:pBdr>
           <w:bottom w:val="single" w:sz="8" w:space="3" w:color="003A70"/>
@@ -731,7 +740,7 @@
           <w:b/>
           <w:color w:val="003A70"/>
           <w:spacing w:val="14"/>
-          <w:sz w:val="19"/>
+          <w:sz w:val="22"/>
           <w:szCs w:val="19"/>
         </w:rPr>
         <w:t xml:space="preserve">TRY IT WITH HELP</w:t>
@@ -750,7 +759,7 @@
           <w:rFonts w:ascii="Avenir Next" w:hAnsi="Avenir Next" w:cs="Avenir Next" w:eastAsia="Avenir Next"/>
           <w:i/>
           <w:color w:val="5A5F66"/>
-          <w:sz w:val="17"/>
+          <w:sz w:val="22"/>
           <w:szCs w:val="17"/>
         </w:rPr>
         <w:t xml:space="preserve">fill in each step</w:t>
@@ -808,25 +817,25 @@
           <w:rFonts w:ascii="Avenir Next" w:hAnsi="Avenir Next" w:cs="Avenir Next" w:eastAsia="Avenir Next"/>
           <w:b/>
           <w:color w:val="003A70"/>
+          <w:sz w:val="22"/>
+          <w:szCs w:val="18"/>
+        </w:rPr>
+        <w:t xml:space="preserve">Step 1</w:t>
+      </w:r>
+      <w:r>
+        <w:rPr>
+          <w:rFonts w:ascii="Avenir Next" w:hAnsi="Avenir Next" w:cs="Avenir Next" w:eastAsia="Avenir Next"/>
+          <w:color w:val="1A1A1A"/>
           <w:sz w:val="18"/>
           <w:szCs w:val="18"/>
         </w:rPr>
-        <w:t xml:space="preserve">Step 1</w:t>
-      </w:r>
-      <w:r>
-        <w:rPr>
-          <w:rFonts w:ascii="Avenir Next" w:hAnsi="Avenir Next" w:cs="Avenir Next" w:eastAsia="Avenir Next"/>
-          <w:color w:val="1A1A1A"/>
-          <w:sz w:val="18"/>
-          <w:szCs w:val="18"/>
-        </w:rPr>
         <w:tab/>
       </w:r>
       <w:r>
         <w:rPr>
           <w:rFonts w:ascii="Avenir Next" w:hAnsi="Avenir Next" w:cs="Avenir Next" w:eastAsia="Avenir Next"/>
           <w:color w:val="1A1A1A"/>
-          <w:sz w:val="21"/>
+          <w:sz w:val="22"/>
           <w:szCs w:val="21"/>
         </w:rPr>
         <w:t xml:space="preserve">The direction word is </w:t>
@@ -845,7 +854,7 @@
         <w:rPr>
           <w:rFonts w:ascii="Avenir Next" w:hAnsi="Avenir Next" w:cs="Avenir Next" w:eastAsia="Avenir Next"/>
           <w:color w:val="1A1A1A"/>
-          <w:sz w:val="21"/>
+          <w:sz w:val="22"/>
           <w:szCs w:val="21"/>
         </w:rPr>
         <w:t xml:space="preserve">.</w:t>
@@ -865,25 +874,25 @@
           <w:rFonts w:ascii="Avenir Next" w:hAnsi="Avenir Next" w:cs="Avenir Next" w:eastAsia="Avenir Next"/>
           <w:b/>
           <w:color w:val="003A70"/>
+          <w:sz w:val="22"/>
+          <w:szCs w:val="18"/>
+        </w:rPr>
+        <w:t xml:space="preserve">Step 2</w:t>
+      </w:r>
+      <w:r>
+        <w:rPr>
+          <w:rFonts w:ascii="Avenir Next" w:hAnsi="Avenir Next" w:cs="Avenir Next" w:eastAsia="Avenir Next"/>
+          <w:color w:val="1A1A1A"/>
           <w:sz w:val="18"/>
           <w:szCs w:val="18"/>
         </w:rPr>
-        <w:t xml:space="preserve">Step 2</w:t>
-      </w:r>
-      <w:r>
-        <w:rPr>
-          <w:rFonts w:ascii="Avenir Next" w:hAnsi="Avenir Next" w:cs="Avenir Next" w:eastAsia="Avenir Next"/>
-          <w:color w:val="1A1A1A"/>
-          <w:sz w:val="18"/>
-          <w:szCs w:val="18"/>
-        </w:rPr>
         <w:tab/>
       </w:r>
       <w:r>
         <w:rPr>
           <w:rFonts w:ascii="Avenir Next" w:hAnsi="Avenir Next" w:cs="Avenir Next" w:eastAsia="Avenir Next"/>
           <w:color w:val="1A1A1A"/>
-          <w:sz w:val="21"/>
+          <w:sz w:val="22"/>
           <w:szCs w:val="21"/>
         </w:rPr>
         <w:t xml:space="preserve">Flip it: gain becomes </w:t>
@@ -902,7 +911,7 @@
         <w:rPr>
           <w:rFonts w:ascii="Avenir Next" w:hAnsi="Avenir Next" w:cs="Avenir Next" w:eastAsia="Avenir Next"/>
           <w:color w:val="1A1A1A"/>
-          <w:sz w:val="21"/>
+          <w:sz w:val="22"/>
           <w:szCs w:val="21"/>
         </w:rPr>
         <w:t xml:space="preserve">.</w:t>
@@ -922,25 +931,25 @@
           <w:rFonts w:ascii="Avenir Next" w:hAnsi="Avenir Next" w:cs="Avenir Next" w:eastAsia="Avenir Next"/>
           <w:b/>
           <w:color w:val="003A70"/>
+          <w:sz w:val="22"/>
+          <w:szCs w:val="18"/>
+        </w:rPr>
+        <w:t xml:space="preserve">Step 3</w:t>
+      </w:r>
+      <w:r>
+        <w:rPr>
+          <w:rFonts w:ascii="Avenir Next" w:hAnsi="Avenir Next" w:cs="Avenir Next" w:eastAsia="Avenir Next"/>
+          <w:color w:val="1A1A1A"/>
           <w:sz w:val="18"/>
           <w:szCs w:val="18"/>
         </w:rPr>
-        <w:t xml:space="preserve">Step 3</w:t>
-      </w:r>
-      <w:r>
-        <w:rPr>
-          <w:rFonts w:ascii="Avenir Next" w:hAnsi="Avenir Next" w:cs="Avenir Next" w:eastAsia="Avenir Next"/>
-          <w:color w:val="1A1A1A"/>
-          <w:sz w:val="18"/>
-          <w:szCs w:val="18"/>
-        </w:rPr>
         <w:tab/>
       </w:r>
       <w:r>
         <w:rPr>
           <w:rFonts w:ascii="Avenir Next" w:hAnsi="Avenir Next" w:cs="Avenir Next" w:eastAsia="Avenir Next"/>
           <w:color w:val="1A1A1A"/>
-          <w:sz w:val="21"/>
+          <w:sz w:val="22"/>
           <w:szCs w:val="21"/>
         </w:rPr>
         <w:t xml:space="preserve">Write: </w:t>
@@ -1013,25 +1022,25 @@
           <w:rFonts w:ascii="Avenir Next" w:hAnsi="Avenir Next" w:cs="Avenir Next" w:eastAsia="Avenir Next"/>
           <w:b/>
           <w:color w:val="003A70"/>
+          <w:sz w:val="22"/>
+          <w:szCs w:val="18"/>
+        </w:rPr>
+        <w:t xml:space="preserve">Step 1</w:t>
+      </w:r>
+      <w:r>
+        <w:rPr>
+          <w:rFonts w:ascii="Avenir Next" w:hAnsi="Avenir Next" w:cs="Avenir Next" w:eastAsia="Avenir Next"/>
+          <w:color w:val="1A1A1A"/>
           <w:sz w:val="18"/>
           <w:szCs w:val="18"/>
         </w:rPr>
-        <w:t xml:space="preserve">Step 1</w:t>
-      </w:r>
-      <w:r>
-        <w:rPr>
-          <w:rFonts w:ascii="Avenir Next" w:hAnsi="Avenir Next" w:cs="Avenir Next" w:eastAsia="Avenir Next"/>
-          <w:color w:val="1A1A1A"/>
-          <w:sz w:val="18"/>
-          <w:szCs w:val="18"/>
-        </w:rPr>
         <w:tab/>
       </w:r>
       <w:r>
         <w:rPr>
           <w:rFonts w:ascii="Avenir Next" w:hAnsi="Avenir Next" w:cs="Avenir Next" w:eastAsia="Avenir Next"/>
           <w:color w:val="1A1A1A"/>
-          <w:sz w:val="21"/>
+          <w:sz w:val="22"/>
           <w:szCs w:val="21"/>
         </w:rPr>
         <w:t xml:space="preserve">The direction word is </w:t>
@@ -1050,7 +1059,7 @@
         <w:rPr>
           <w:rFonts w:ascii="Avenir Next" w:hAnsi="Avenir Next" w:cs="Avenir Next" w:eastAsia="Avenir Next"/>
           <w:color w:val="1A1A1A"/>
-          <w:sz w:val="21"/>
+          <w:sz w:val="22"/>
           <w:szCs w:val="21"/>
         </w:rPr>
         <w:t xml:space="preserve">.</w:t>
@@ -1070,25 +1079,25 @@
           <w:rFonts w:ascii="Avenir Next" w:hAnsi="Avenir Next" w:cs="Avenir Next" w:eastAsia="Avenir Next"/>
           <w:b/>
           <w:color w:val="003A70"/>
+          <w:sz w:val="22"/>
+          <w:szCs w:val="18"/>
+        </w:rPr>
+        <w:t xml:space="preserve">Step 2</w:t>
+      </w:r>
+      <w:r>
+        <w:rPr>
+          <w:rFonts w:ascii="Avenir Next" w:hAnsi="Avenir Next" w:cs="Avenir Next" w:eastAsia="Avenir Next"/>
+          <w:color w:val="1A1A1A"/>
           <w:sz w:val="18"/>
           <w:szCs w:val="18"/>
         </w:rPr>
-        <w:t xml:space="preserve">Step 2</w:t>
-      </w:r>
-      <w:r>
-        <w:rPr>
-          <w:rFonts w:ascii="Avenir Next" w:hAnsi="Avenir Next" w:cs="Avenir Next" w:eastAsia="Avenir Next"/>
-          <w:color w:val="1A1A1A"/>
-          <w:sz w:val="18"/>
-          <w:szCs w:val="18"/>
-        </w:rPr>
         <w:tab/>
       </w:r>
       <w:r>
         <w:rPr>
           <w:rFonts w:ascii="Avenir Next" w:hAnsi="Avenir Next" w:cs="Avenir Next" w:eastAsia="Avenir Next"/>
           <w:color w:val="1A1A1A"/>
-          <w:sz w:val="21"/>
+          <w:sz w:val="22"/>
           <w:szCs w:val="21"/>
         </w:rPr>
         <w:t xml:space="preserve">Flip it: over becomes </w:t>
@@ -1107,7 +1116,7 @@
         <w:rPr>
           <w:rFonts w:ascii="Avenir Next" w:hAnsi="Avenir Next" w:cs="Avenir Next" w:eastAsia="Avenir Next"/>
           <w:color w:val="1A1A1A"/>
-          <w:sz w:val="21"/>
+          <w:sz w:val="22"/>
           <w:szCs w:val="21"/>
         </w:rPr>
         <w:t xml:space="preserve">.</w:t>
@@ -1127,25 +1136,25 @@
           <w:rFonts w:ascii="Avenir Next" w:hAnsi="Avenir Next" w:cs="Avenir Next" w:eastAsia="Avenir Next"/>
           <w:b/>
           <w:color w:val="003A70"/>
+          <w:sz w:val="22"/>
+          <w:szCs w:val="18"/>
+        </w:rPr>
+        <w:t xml:space="preserve">Step 3</w:t>
+      </w:r>
+      <w:r>
+        <w:rPr>
+          <w:rFonts w:ascii="Avenir Next" w:hAnsi="Avenir Next" w:cs="Avenir Next" w:eastAsia="Avenir Next"/>
+          <w:color w:val="1A1A1A"/>
           <w:sz w:val="18"/>
           <w:szCs w:val="18"/>
         </w:rPr>
-        <w:t xml:space="preserve">Step 3</w:t>
-      </w:r>
-      <w:r>
-        <w:rPr>
-          <w:rFonts w:ascii="Avenir Next" w:hAnsi="Avenir Next" w:cs="Avenir Next" w:eastAsia="Avenir Next"/>
-          <w:color w:val="1A1A1A"/>
-          <w:sz w:val="18"/>
-          <w:szCs w:val="18"/>
-        </w:rPr>
         <w:tab/>
       </w:r>
       <w:r>
         <w:rPr>
           <w:rFonts w:ascii="Avenir Next" w:hAnsi="Avenir Next" w:cs="Avenir Next" w:eastAsia="Avenir Next"/>
           <w:color w:val="1A1A1A"/>
-          <w:sz w:val="21"/>
+          <w:sz w:val="22"/>
           <w:szCs w:val="21"/>
         </w:rPr>
         <w:t xml:space="preserve">Write: </w:t>
@@ -1168,6 +1177,7 @@
     </w:p>
     <w:p>
       <w:pPr>
+        <w:pStyle w:val="Heading2"/>
         <w:keepNext/>
         <w:pBdr>
           <w:bottom w:val="single" w:sz="8" w:space="3" w:color="003A70"/>
@@ -1183,7 +1193,7 @@
           <w:b/>
           <w:color w:val="003A70"/>
           <w:spacing w:val="14"/>
-          <w:sz w:val="19"/>
+          <w:sz w:val="22"/>
           <w:szCs w:val="19"/>
         </w:rPr>
         <w:t xml:space="preserve">YOUR TURN</w:t>
@@ -1202,7 +1212,7 @@
           <w:rFonts w:ascii="Avenir Next" w:hAnsi="Avenir Next" w:cs="Avenir Next" w:eastAsia="Avenir Next"/>
           <w:i/>
           <w:color w:val="5A5F66"/>
-          <w:sz w:val="17"/>
+          <w:sz w:val="22"/>
           <w:szCs w:val="17"/>
         </w:rPr>
         <w:t xml:space="preserve">use the steps on your own</w:t>
@@ -1718,7 +1728,7 @@
       <w:pPr>
         <w:pageBreakBefore/>
         <w:keepNext/>
-        <w:spacing w:before="0" w:after="12" w:line="264" w:lineRule="auto"/>
+        <w:spacing w:before="0" w:after="10" w:line="252" w:lineRule="auto"/>
       </w:pPr>
       <w:r>
         <w:rPr>
@@ -1727,7 +1737,7 @@
           <w:caps/>
           <w:color w:val="003A70"/>
           <w:spacing w:val="12"/>
-          <w:sz w:val="19"/>
+          <w:sz w:val="22"/>
           <w:szCs w:val="19"/>
         </w:rPr>
         <w:t xml:space="preserve">Lesson 7-1  ·  Session 1  ·  Prerequisite Practice B  ·  Skill 2 of 2</w:t>
@@ -1735,8 +1745,9 @@
     </w:p>
     <w:p>
       <w:pPr>
+        <w:pStyle w:val="Heading1"/>
         <w:keepNext/>
-        <w:spacing w:before="0" w:after="10" w:line="240" w:lineRule="auto"/>
+        <w:spacing w:before="0" w:after="8" w:line="240" w:lineRule="auto"/>
       </w:pPr>
       <w:r>
         <w:rPr>
@@ -1754,13 +1765,13 @@
         <w:pBdr>
           <w:bottom w:val="single" w:sz="4" w:space="5" w:color="C9CDD2"/>
         </w:pBdr>
-        <w:spacing w:before="0" w:after="60" w:line="264" w:lineRule="auto"/>
+        <w:spacing w:before="0" w:after="51" w:line="252" w:lineRule="auto"/>
       </w:pPr>
       <w:r>
         <w:rPr>
           <w:rFonts w:ascii="Avenir Next" w:hAnsi="Avenir Next" w:cs="Avenir Next" w:eastAsia="Avenir Next"/>
           <w:color w:val="5A5F66"/>
-          <w:sz w:val="17"/>
+          <w:sz w:val="22"/>
           <w:szCs w:val="17"/>
         </w:rPr>
         <w:t xml:space="preserve">Builds on Grade 3 · 3.NBT.A.2</w:t>
@@ -1803,7 +1814,8 @@
           </w:tcPr>
           <w:p>
             <w:pPr>
-              <w:spacing w:before="0" w:after="0" w:line="252" w:lineRule="auto"/>
+              <w:pStyle w:val="Heading2"/>
+              <w:spacing w:before="0" w:after="0" w:line="246" w:lineRule="auto"/>
             </w:pPr>
             <w:r>
               <w:rPr>
@@ -1826,13 +1838,13 @@
           </w:tcPr>
           <w:p>
             <w:pPr>
-              <w:spacing w:before="0" w:after="0" w:line="264" w:lineRule="auto"/>
+              <w:spacing w:before="0" w:after="0" w:line="252" w:lineRule="auto"/>
             </w:pPr>
             <w:r>
               <w:rPr>
                 <w:rFonts w:ascii="Avenir Next" w:hAnsi="Avenir Next" w:cs="Avenir Next" w:eastAsia="Avenir Next"/>
                 <w:color w:val="1A1A1A"/>
-                <w:sz w:val="20"/>
+                <w:sz w:val="22"/>
                 <w:szCs w:val="20"/>
               </w:rPr>
               <w:t xml:space="preserve">You will find opposites like 35 and −35. Both are 35 units from 0.</w:t>
@@ -1852,7 +1864,8 @@
           </w:tcPr>
           <w:p>
             <w:pPr>
-              <w:spacing w:before="0" w:after="0" w:line="252" w:lineRule="auto"/>
+              <w:pStyle w:val="Heading2"/>
+              <w:spacing w:before="0" w:after="0" w:line="246" w:lineRule="auto"/>
             </w:pPr>
             <w:r>
               <w:rPr>
@@ -1875,13 +1888,13 @@
           </w:tcPr>
           <w:p>
             <w:pPr>
-              <w:spacing w:before="0" w:after="0" w:line="264" w:lineRule="auto"/>
+              <w:spacing w:before="0" w:after="0" w:line="252" w:lineRule="auto"/>
             </w:pPr>
             <w:r>
               <w:rPr>
                 <w:rFonts w:ascii="Avenir Next" w:hAnsi="Avenir Next" w:cs="Avenir Next" w:eastAsia="Avenir Next"/>
                 <w:color w:val="1A1A1A"/>
-                <w:sz w:val="20"/>
+                <w:sz w:val="22"/>
                 <w:szCs w:val="20"/>
               </w:rPr>
               <w:t xml:space="preserve">Find the two numbers the same distance from a point, like 8 units from 30.  </w:t>
@@ -1891,7 +1904,7 @@
                 <w:rFonts w:ascii="Avenir Next" w:hAnsi="Avenir Next" w:cs="Avenir Next" w:eastAsia="Avenir Next"/>
                 <w:b/>
                 <w:color w:val="1A1A1A"/>
-                <w:sz w:val="20"/>
+                <w:sz w:val="22"/>
                 <w:szCs w:val="20"/>
               </w:rPr>
               <w:t xml:space="preserve">You will use it in Practice Form A, problems 2 and 3.</w:t>
@@ -1902,6 +1915,7 @@
     </w:tbl>
     <w:p>
       <w:pPr>
+        <w:pStyle w:val="Heading2"/>
         <w:keepNext/>
         <w:pBdr>
           <w:bottom w:val="single" w:sz="8" w:space="3" w:color="003A70"/>
@@ -1909,7 +1923,7 @@
         <w:tabs>
           <w:tab w:val="right" w:pos="9504"/>
         </w:tabs>
-        <w:spacing w:before="50" w:after="36" w:line="240" w:lineRule="auto"/>
+        <w:spacing w:before="42" w:after="31" w:line="240" w:lineRule="auto"/>
       </w:pPr>
       <w:r>
         <w:rPr>
@@ -1917,7 +1931,7 @@
           <w:b/>
           <w:color w:val="003A70"/>
           <w:spacing w:val="14"/>
-          <w:sz w:val="19"/>
+          <w:sz w:val="22"/>
           <w:szCs w:val="19"/>
         </w:rPr>
         <w:t xml:space="preserve">STEPS TO FOLLOW</w:t>
@@ -1936,7 +1950,7 @@
           <w:rFonts w:ascii="Avenir Next" w:hAnsi="Avenir Next" w:cs="Avenir Next" w:eastAsia="Avenir Next"/>
           <w:i/>
           <w:color w:val="5A5F66"/>
-          <w:sz w:val="17"/>
+          <w:sz w:val="22"/>
           <w:szCs w:val="17"/>
         </w:rPr>
         <w:t xml:space="preserve">use these same steps on every problem</w:t>
@@ -1978,6 +1992,7 @@
           </w:tcPr>
           <w:p>
             <w:pPr>
+              <w:pStyle w:val="Heading1"/>
               <w:spacing w:before="0" w:after="0" w:line="240" w:lineRule="auto"/>
               <w:jc w:val="center"/>
             </w:pPr>
@@ -2000,13 +2015,13 @@
           </w:tcPr>
           <w:p>
             <w:pPr>
-              <w:spacing w:before="0" w:after="0" w:line="264" w:lineRule="auto"/>
+              <w:spacing w:before="0" w:after="0" w:line="252" w:lineRule="auto"/>
             </w:pPr>
             <w:r>
               <w:rPr>
                 <w:rFonts w:ascii="Avenir Next" w:hAnsi="Avenir Next" w:cs="Avenir Next" w:eastAsia="Avenir Next"/>
                 <w:color w:val="1A1A1A"/>
-                <w:sz w:val="21"/>
+                <w:sz w:val="22"/>
                 <w:szCs w:val="21"/>
               </w:rPr>
               <w:t xml:space="preserve">Start at the </w:t>
@@ -2016,7 +2031,7 @@
                 <w:rFonts w:ascii="Avenir Next" w:hAnsi="Avenir Next" w:cs="Avenir Next" w:eastAsia="Avenir Next"/>
                 <w:b/>
                 <w:color w:val="1A1A1A"/>
-                <w:sz w:val="21"/>
+                <w:sz w:val="22"/>
                 <w:szCs w:val="21"/>
               </w:rPr>
               <w:t xml:space="preserve">middle point</w:t>
@@ -2025,7 +2040,7 @@
               <w:rPr>
                 <w:rFonts w:ascii="Avenir Next" w:hAnsi="Avenir Next" w:cs="Avenir Next" w:eastAsia="Avenir Next"/>
                 <w:color w:val="1A1A1A"/>
-                <w:sz w:val="21"/>
+                <w:sz w:val="22"/>
                 <w:szCs w:val="21"/>
               </w:rPr>
               <w:t xml:space="preserve">.</w:t>
@@ -2044,6 +2059,7 @@
           </w:tcPr>
           <w:p>
             <w:pPr>
+              <w:pStyle w:val="Heading1"/>
               <w:spacing w:before="0" w:after="0" w:line="240" w:lineRule="auto"/>
               <w:jc w:val="center"/>
             </w:pPr>
@@ -2066,14 +2082,14 @@
           </w:tcPr>
           <w:p>
             <w:pPr>
-              <w:spacing w:before="0" w:after="0" w:line="264" w:lineRule="auto"/>
+              <w:spacing w:before="0" w:after="0" w:line="252" w:lineRule="auto"/>
             </w:pPr>
             <w:r>
               <w:rPr>
                 <w:rFonts w:ascii="Avenir Next" w:hAnsi="Avenir Next" w:cs="Avenir Next" w:eastAsia="Avenir Next"/>
                 <w:b/>
                 <w:color w:val="1A1A1A"/>
-                <w:sz w:val="21"/>
+                <w:sz w:val="22"/>
                 <w:szCs w:val="21"/>
               </w:rPr>
               <w:t xml:space="preserve">Subtract</w:t>
@@ -2082,7 +2098,7 @@
               <w:rPr>
                 <w:rFonts w:ascii="Avenir Next" w:hAnsi="Avenir Next" w:cs="Avenir Next" w:eastAsia="Avenir Next"/>
                 <w:color w:val="1A1A1A"/>
-                <w:sz w:val="21"/>
+                <w:sz w:val="22"/>
                 <w:szCs w:val="21"/>
               </w:rPr>
               <w:t xml:space="preserve"> the distance to go left.</w:t>
@@ -2101,6 +2117,7 @@
           </w:tcPr>
           <w:p>
             <w:pPr>
+              <w:pStyle w:val="Heading1"/>
               <w:spacing w:before="0" w:after="0" w:line="240" w:lineRule="auto"/>
               <w:jc w:val="center"/>
             </w:pPr>
@@ -2123,14 +2140,14 @@
           </w:tcPr>
           <w:p>
             <w:pPr>
-              <w:spacing w:before="0" w:after="0" w:line="264" w:lineRule="auto"/>
+              <w:spacing w:before="0" w:after="0" w:line="252" w:lineRule="auto"/>
             </w:pPr>
             <w:r>
               <w:rPr>
                 <w:rFonts w:ascii="Avenir Next" w:hAnsi="Avenir Next" w:cs="Avenir Next" w:eastAsia="Avenir Next"/>
                 <w:b/>
                 <w:color w:val="1A1A1A"/>
-                <w:sz w:val="21"/>
+                <w:sz w:val="22"/>
                 <w:szCs w:val="21"/>
               </w:rPr>
               <w:t xml:space="preserve">Add</w:t>
@@ -2139,7 +2156,7 @@
               <w:rPr>
                 <w:rFonts w:ascii="Avenir Next" w:hAnsi="Avenir Next" w:cs="Avenir Next" w:eastAsia="Avenir Next"/>
                 <w:color w:val="1A1A1A"/>
-                <w:sz w:val="21"/>
+                <w:sz w:val="22"/>
                 <w:szCs w:val="21"/>
               </w:rPr>
               <w:t xml:space="preserve"> the distance to go right.</w:t>
@@ -2150,6 +2167,7 @@
     </w:tbl>
     <w:p>
       <w:pPr>
+        <w:pStyle w:val="Heading2"/>
         <w:keepNext/>
         <w:pBdr>
           <w:bottom w:val="single" w:sz="8" w:space="3" w:color="003A70"/>
@@ -2157,7 +2175,7 @@
         <w:tabs>
           <w:tab w:val="right" w:pos="9504"/>
         </w:tabs>
-        <w:spacing w:before="50" w:after="36" w:line="240" w:lineRule="auto"/>
+        <w:spacing w:before="42" w:after="31" w:line="240" w:lineRule="auto"/>
       </w:pPr>
       <w:r>
         <w:rPr>
@@ -2165,7 +2183,7 @@
           <w:b/>
           <w:color w:val="003A70"/>
           <w:spacing w:val="14"/>
-          <w:sz w:val="19"/>
+          <w:sz w:val="22"/>
           <w:szCs w:val="19"/>
         </w:rPr>
         <w:t xml:space="preserve">WATCH ME</w:t>
@@ -2184,7 +2202,7 @@
           <w:rFonts w:ascii="Avenir Next" w:hAnsi="Avenir Next" w:cs="Avenir Next" w:eastAsia="Avenir Next"/>
           <w:i/>
           <w:color w:val="5A5F66"/>
-          <w:sz w:val="17"/>
+          <w:sz w:val="22"/>
           <w:szCs w:val="17"/>
         </w:rPr>
         <w:t xml:space="preserve">the steps in action</w:t>
@@ -2226,14 +2244,14 @@
           </w:tcPr>
           <w:p>
             <w:pPr>
-              <w:spacing w:before="0" w:after="40" w:line="264" w:lineRule="auto"/>
+              <w:spacing w:before="0" w:after="34" w:line="252" w:lineRule="auto"/>
             </w:pPr>
             <w:r>
               <w:rPr>
                 <w:rFonts w:ascii="Avenir Next" w:hAnsi="Avenir Next" w:cs="Avenir Next" w:eastAsia="Avenir Next"/>
                 <w:b/>
                 <w:color w:val="1A1A1A"/>
-                <w:sz w:val="21"/>
+                <w:sz w:val="22"/>
                 <w:szCs w:val="21"/>
               </w:rPr>
               <w:t xml:space="preserve">Which two numbers are 8 units from 30?</w:t>
@@ -2244,7 +2262,7 @@
               <w:tabs>
                 <w:tab w:val="left" w:pos="950"/>
               </w:tabs>
-              <w:spacing w:before="0" w:after="24" w:line="256" w:lineRule="auto"/>
+              <w:spacing w:before="0" w:after="20" w:line="248" w:lineRule="auto"/>
               <w:ind w:left="950" w:hanging="950"/>
             </w:pPr>
             <w:r>
@@ -2252,25 +2270,25 @@
                 <w:rFonts w:ascii="Avenir Next" w:hAnsi="Avenir Next" w:cs="Avenir Next" w:eastAsia="Avenir Next"/>
                 <w:b/>
                 <w:color w:val="003A70"/>
+                <w:sz w:val="22"/>
+                <w:szCs w:val="19"/>
+              </w:rPr>
+              <w:t xml:space="preserve">Step 1</w:t>
+            </w:r>
+            <w:r>
+              <w:rPr>
+                <w:rFonts w:ascii="Avenir Next" w:hAnsi="Avenir Next" w:cs="Avenir Next" w:eastAsia="Avenir Next"/>
+                <w:color w:val="1A1A1A"/>
                 <w:sz w:val="19"/>
                 <w:szCs w:val="19"/>
               </w:rPr>
-              <w:t xml:space="preserve">Step 1</w:t>
-            </w:r>
-            <w:r>
-              <w:rPr>
-                <w:rFonts w:ascii="Avenir Next" w:hAnsi="Avenir Next" w:cs="Avenir Next" w:eastAsia="Avenir Next"/>
-                <w:color w:val="1A1A1A"/>
-                <w:sz w:val="19"/>
-                <w:szCs w:val="19"/>
-              </w:rPr>
               <w:tab/>
             </w:r>
             <w:r>
               <w:rPr>
                 <w:rFonts w:ascii="Avenir Next" w:hAnsi="Avenir Next" w:cs="Avenir Next" w:eastAsia="Avenir Next"/>
                 <w:color w:val="1A1A1A"/>
-                <w:sz w:val="21"/>
+                <w:sz w:val="22"/>
                 <w:szCs w:val="21"/>
               </w:rPr>
               <w:t xml:space="preserve">Start at 30.</w:t>
@@ -2281,7 +2299,7 @@
               <w:tabs>
                 <w:tab w:val="left" w:pos="950"/>
               </w:tabs>
-              <w:spacing w:before="0" w:after="24" w:line="256" w:lineRule="auto"/>
+              <w:spacing w:before="0" w:after="20" w:line="248" w:lineRule="auto"/>
               <w:ind w:left="950" w:hanging="950"/>
             </w:pPr>
             <w:r>
@@ -2289,25 +2307,25 @@
                 <w:rFonts w:ascii="Avenir Next" w:hAnsi="Avenir Next" w:cs="Avenir Next" w:eastAsia="Avenir Next"/>
                 <w:b/>
                 <w:color w:val="003A70"/>
+                <w:sz w:val="22"/>
+                <w:szCs w:val="19"/>
+              </w:rPr>
+              <w:t xml:space="preserve">Step 2</w:t>
+            </w:r>
+            <w:r>
+              <w:rPr>
+                <w:rFonts w:ascii="Avenir Next" w:hAnsi="Avenir Next" w:cs="Avenir Next" w:eastAsia="Avenir Next"/>
+                <w:color w:val="1A1A1A"/>
                 <w:sz w:val="19"/>
                 <w:szCs w:val="19"/>
               </w:rPr>
-              <w:t xml:space="preserve">Step 2</w:t>
-            </w:r>
-            <w:r>
-              <w:rPr>
-                <w:rFonts w:ascii="Avenir Next" w:hAnsi="Avenir Next" w:cs="Avenir Next" w:eastAsia="Avenir Next"/>
-                <w:color w:val="1A1A1A"/>
-                <w:sz w:val="19"/>
-                <w:szCs w:val="19"/>
-              </w:rPr>
               <w:tab/>
             </w:r>
             <w:r>
               <w:rPr>
                 <w:rFonts w:ascii="Avenir Next" w:hAnsi="Avenir Next" w:cs="Avenir Next" w:eastAsia="Avenir Next"/>
                 <w:color w:val="1A1A1A"/>
-                <w:sz w:val="21"/>
+                <w:sz w:val="22"/>
                 <w:szCs w:val="21"/>
               </w:rPr>
               <w:t xml:space="preserve">30 − 8 = 22</w:t>
@@ -2318,7 +2336,7 @@
               <w:tabs>
                 <w:tab w:val="left" w:pos="950"/>
               </w:tabs>
-              <w:spacing w:before="0" w:after="24" w:line="256" w:lineRule="auto"/>
+              <w:spacing w:before="0" w:after="20" w:line="248" w:lineRule="auto"/>
               <w:ind w:left="950" w:hanging="950"/>
             </w:pPr>
             <w:r>
@@ -2326,25 +2344,25 @@
                 <w:rFonts w:ascii="Avenir Next" w:hAnsi="Avenir Next" w:cs="Avenir Next" w:eastAsia="Avenir Next"/>
                 <w:b/>
                 <w:color w:val="003A70"/>
+                <w:sz w:val="22"/>
+                <w:szCs w:val="19"/>
+              </w:rPr>
+              <w:t xml:space="preserve">Step 3</w:t>
+            </w:r>
+            <w:r>
+              <w:rPr>
+                <w:rFonts w:ascii="Avenir Next" w:hAnsi="Avenir Next" w:cs="Avenir Next" w:eastAsia="Avenir Next"/>
+                <w:color w:val="1A1A1A"/>
                 <w:sz w:val="19"/>
                 <w:szCs w:val="19"/>
               </w:rPr>
-              <w:t xml:space="preserve">Step 3</w:t>
-            </w:r>
-            <w:r>
-              <w:rPr>
-                <w:rFonts w:ascii="Avenir Next" w:hAnsi="Avenir Next" w:cs="Avenir Next" w:eastAsia="Avenir Next"/>
-                <w:color w:val="1A1A1A"/>
-                <w:sz w:val="19"/>
-                <w:szCs w:val="19"/>
-              </w:rPr>
               <w:tab/>
             </w:r>
             <w:r>
               <w:rPr>
                 <w:rFonts w:ascii="Avenir Next" w:hAnsi="Avenir Next" w:cs="Avenir Next" w:eastAsia="Avenir Next"/>
                 <w:color w:val="1A1A1A"/>
-                <w:sz w:val="21"/>
+                <w:sz w:val="22"/>
                 <w:szCs w:val="21"/>
               </w:rPr>
               <w:t xml:space="preserve">30 + 8 = 38</w:t>
@@ -2355,7 +2373,7 @@
               <w:tabs>
                 <w:tab w:val="left" w:pos="950"/>
               </w:tabs>
-              <w:spacing w:before="20" w:after="0" w:line="256" w:lineRule="auto"/>
+              <w:spacing w:before="17" w:after="0" w:line="248" w:lineRule="auto"/>
               <w:ind w:left="950" w:hanging="950"/>
             </w:pPr>
             <w:r>
@@ -2363,18 +2381,18 @@
                 <w:rFonts w:ascii="Avenir Next" w:hAnsi="Avenir Next" w:cs="Avenir Next" w:eastAsia="Avenir Next"/>
                 <w:b/>
                 <w:color w:val="1A1A1A"/>
+                <w:sz w:val="22"/>
+                <w:szCs w:val="21"/>
+              </w:rPr>
+              <w:t xml:space="preserve">Answer</w:t>
+            </w:r>
+            <w:r>
+              <w:rPr>
+                <w:rFonts w:ascii="Avenir Next" w:hAnsi="Avenir Next" w:cs="Avenir Next" w:eastAsia="Avenir Next"/>
+                <w:color w:val="1A1A1A"/>
                 <w:sz w:val="21"/>
                 <w:szCs w:val="21"/>
               </w:rPr>
-              <w:t xml:space="preserve">Answer</w:t>
-            </w:r>
-            <w:r>
-              <w:rPr>
-                <w:rFonts w:ascii="Avenir Next" w:hAnsi="Avenir Next" w:cs="Avenir Next" w:eastAsia="Avenir Next"/>
-                <w:color w:val="1A1A1A"/>
-                <w:sz w:val="21"/>
-                <w:szCs w:val="21"/>
-              </w:rPr>
               <w:tab/>
             </w:r>
             <w:r>
@@ -2382,7 +2400,7 @@
                 <w:rFonts w:ascii="Avenir Next" w:hAnsi="Avenir Next" w:cs="Avenir Next" w:eastAsia="Avenir Next"/>
                 <w:b/>
                 <w:color w:val="1A1A1A"/>
-                <w:sz w:val="21"/>
+                <w:sz w:val="22"/>
                 <w:szCs w:val="21"/>
               </w:rPr>
               <w:t xml:space="preserve">22 and 38</w:t>
@@ -2396,14 +2414,14 @@
           </w:tcPr>
           <w:p>
             <w:pPr>
-              <w:spacing w:before="0" w:after="0" w:line="264" w:lineRule="auto"/>
+              <w:spacing w:before="0" w:after="0" w:line="252" w:lineRule="auto"/>
               <w:jc w:val="right"/>
             </w:pPr>
             <w:r>
               <w:drawing>
                 <wp:inline distT="0" distB="0" distL="0" distR="0">
                   <wp:extent cx="2743200" cy="731520"/>
-                  <wp:docPr id="1" name="Figure 1"/>
+                  <wp:docPr id="1" name="Figure 1" descr="Number line from 20 to 40, ticks every 2. Points: x: 22; label: 22, x: 38; label: 38."/>
                   <a:graphic xmlns:a="http://schemas.openxmlformats.org/drawingml/2006/main">
                     <a:graphicData uri="http://schemas.openxmlformats.org/drawingml/2006/picture">
                       <pic:pic xmlns:pic="http://schemas.openxmlformats.org/drawingml/2006/picture">
@@ -2443,6 +2461,7 @@
     </w:p>
     <w:p>
       <w:pPr>
+        <w:pStyle w:val="Heading2"/>
         <w:keepNext/>
         <w:pBdr>
           <w:bottom w:val="single" w:sz="8" w:space="3" w:color="003A70"/>
@@ -2450,7 +2469,7 @@
         <w:tabs>
           <w:tab w:val="right" w:pos="9504"/>
         </w:tabs>
-        <w:spacing w:before="50" w:after="36" w:line="240" w:lineRule="auto"/>
+        <w:spacing w:before="42" w:after="31" w:line="240" w:lineRule="auto"/>
       </w:pPr>
       <w:r>
         <w:rPr>
@@ -2458,7 +2477,7 @@
           <w:b/>
           <w:color w:val="003A70"/>
           <w:spacing w:val="14"/>
-          <w:sz w:val="19"/>
+          <w:sz w:val="22"/>
           <w:szCs w:val="19"/>
         </w:rPr>
         <w:t xml:space="preserve">TRY IT WITH HELP</w:t>
@@ -2477,7 +2496,7 @@
           <w:rFonts w:ascii="Avenir Next" w:hAnsi="Avenir Next" w:cs="Avenir Next" w:eastAsia="Avenir Next"/>
           <w:i/>
           <w:color w:val="5A5F66"/>
-          <w:sz w:val="17"/>
+          <w:sz w:val="22"/>
           <w:szCs w:val="17"/>
         </w:rPr>
         <w:t xml:space="preserve">fill in each step</w:t>
@@ -2489,7 +2508,7 @@
         <w:tabs>
           <w:tab w:val="left" w:pos="432"/>
         </w:tabs>
-        <w:spacing w:before="90" w:after="40" w:line="268" w:lineRule="auto"/>
+        <w:spacing w:before="76" w:after="34" w:line="254" w:lineRule="auto"/>
         <w:ind w:left="432" w:hanging="432"/>
       </w:pPr>
       <w:r>
@@ -2527,7 +2546,7 @@
         <w:tabs>
           <w:tab w:val="left" w:pos="1300"/>
         </w:tabs>
-        <w:spacing w:before="0" w:after="24" w:line="272" w:lineRule="auto"/>
+        <w:spacing w:before="0" w:after="20" w:line="256" w:lineRule="auto"/>
         <w:ind w:left="1300" w:hanging="868"/>
       </w:pPr>
       <w:r>
@@ -2535,25 +2554,25 @@
           <w:rFonts w:ascii="Avenir Next" w:hAnsi="Avenir Next" w:cs="Avenir Next" w:eastAsia="Avenir Next"/>
           <w:b/>
           <w:color w:val="003A70"/>
+          <w:sz w:val="22"/>
+          <w:szCs w:val="18"/>
+        </w:rPr>
+        <w:t xml:space="preserve">Step 1</w:t>
+      </w:r>
+      <w:r>
+        <w:rPr>
+          <w:rFonts w:ascii="Avenir Next" w:hAnsi="Avenir Next" w:cs="Avenir Next" w:eastAsia="Avenir Next"/>
+          <w:color w:val="1A1A1A"/>
           <w:sz w:val="18"/>
           <w:szCs w:val="18"/>
         </w:rPr>
-        <w:t xml:space="preserve">Step 1</w:t>
-      </w:r>
-      <w:r>
-        <w:rPr>
-          <w:rFonts w:ascii="Avenir Next" w:hAnsi="Avenir Next" w:cs="Avenir Next" w:eastAsia="Avenir Next"/>
-          <w:color w:val="1A1A1A"/>
-          <w:sz w:val="18"/>
-          <w:szCs w:val="18"/>
-        </w:rPr>
         <w:tab/>
       </w:r>
       <w:r>
         <w:rPr>
           <w:rFonts w:ascii="Avenir Next" w:hAnsi="Avenir Next" w:cs="Avenir Next" w:eastAsia="Avenir Next"/>
           <w:color w:val="1A1A1A"/>
-          <w:sz w:val="21"/>
+          <w:sz w:val="22"/>
           <w:szCs w:val="21"/>
         </w:rPr>
         <w:t xml:space="preserve">Start at </w:t>
@@ -2572,7 +2591,7 @@
         <w:rPr>
           <w:rFonts w:ascii="Avenir Next" w:hAnsi="Avenir Next" w:cs="Avenir Next" w:eastAsia="Avenir Next"/>
           <w:color w:val="1A1A1A"/>
-          <w:sz w:val="21"/>
+          <w:sz w:val="22"/>
           <w:szCs w:val="21"/>
         </w:rPr>
         <w:t xml:space="preserve">.</w:t>
@@ -2584,7 +2603,7 @@
         <w:tabs>
           <w:tab w:val="left" w:pos="1300"/>
         </w:tabs>
-        <w:spacing w:before="0" w:after="24" w:line="272" w:lineRule="auto"/>
+        <w:spacing w:before="0" w:after="20" w:line="256" w:lineRule="auto"/>
         <w:ind w:left="1300" w:hanging="868"/>
       </w:pPr>
       <w:r>
@@ -2592,25 +2611,25 @@
           <w:rFonts w:ascii="Avenir Next" w:hAnsi="Avenir Next" w:cs="Avenir Next" w:eastAsia="Avenir Next"/>
           <w:b/>
           <w:color w:val="003A70"/>
+          <w:sz w:val="22"/>
+          <w:szCs w:val="18"/>
+        </w:rPr>
+        <w:t xml:space="preserve">Step 2</w:t>
+      </w:r>
+      <w:r>
+        <w:rPr>
+          <w:rFonts w:ascii="Avenir Next" w:hAnsi="Avenir Next" w:cs="Avenir Next" w:eastAsia="Avenir Next"/>
+          <w:color w:val="1A1A1A"/>
           <w:sz w:val="18"/>
           <w:szCs w:val="18"/>
         </w:rPr>
-        <w:t xml:space="preserve">Step 2</w:t>
-      </w:r>
-      <w:r>
-        <w:rPr>
-          <w:rFonts w:ascii="Avenir Next" w:hAnsi="Avenir Next" w:cs="Avenir Next" w:eastAsia="Avenir Next"/>
-          <w:color w:val="1A1A1A"/>
-          <w:sz w:val="18"/>
-          <w:szCs w:val="18"/>
-        </w:rPr>
         <w:tab/>
       </w:r>
       <w:r>
         <w:rPr>
           <w:rFonts w:ascii="Avenir Next" w:hAnsi="Avenir Next" w:cs="Avenir Next" w:eastAsia="Avenir Next"/>
           <w:color w:val="1A1A1A"/>
-          <w:sz w:val="21"/>
+          <w:sz w:val="22"/>
           <w:szCs w:val="21"/>
         </w:rPr>
         <w:t xml:space="preserve">20 − 9 = </w:t>
@@ -2632,7 +2651,7 @@
         <w:tabs>
           <w:tab w:val="left" w:pos="1300"/>
         </w:tabs>
-        <w:spacing w:before="0" w:after="24" w:line="272" w:lineRule="auto"/>
+        <w:spacing w:before="0" w:after="20" w:line="256" w:lineRule="auto"/>
         <w:ind w:left="1300" w:hanging="868"/>
       </w:pPr>
       <w:r>
@@ -2640,25 +2659,25 @@
           <w:rFonts w:ascii="Avenir Next" w:hAnsi="Avenir Next" w:cs="Avenir Next" w:eastAsia="Avenir Next"/>
           <w:b/>
           <w:color w:val="003A70"/>
+          <w:sz w:val="22"/>
+          <w:szCs w:val="18"/>
+        </w:rPr>
+        <w:t xml:space="preserve">Step 3</w:t>
+      </w:r>
+      <w:r>
+        <w:rPr>
+          <w:rFonts w:ascii="Avenir Next" w:hAnsi="Avenir Next" w:cs="Avenir Next" w:eastAsia="Avenir Next"/>
+          <w:color w:val="1A1A1A"/>
           <w:sz w:val="18"/>
           <w:szCs w:val="18"/>
         </w:rPr>
-        <w:t xml:space="preserve">Step 3</w:t>
-      </w:r>
-      <w:r>
-        <w:rPr>
-          <w:rFonts w:ascii="Avenir Next" w:hAnsi="Avenir Next" w:cs="Avenir Next" w:eastAsia="Avenir Next"/>
-          <w:color w:val="1A1A1A"/>
-          <w:sz w:val="18"/>
-          <w:szCs w:val="18"/>
-        </w:rPr>
         <w:tab/>
       </w:r>
       <w:r>
         <w:rPr>
           <w:rFonts w:ascii="Avenir Next" w:hAnsi="Avenir Next" w:cs="Avenir Next" w:eastAsia="Avenir Next"/>
           <w:color w:val="1A1A1A"/>
-          <w:sz w:val="21"/>
+          <w:sz w:val="22"/>
           <w:szCs w:val="21"/>
         </w:rPr>
         <w:t xml:space="preserve">20 + 9 = </w:t>
@@ -2685,7 +2704,7 @@
         <w:tabs>
           <w:tab w:val="left" w:pos="432"/>
         </w:tabs>
-        <w:spacing w:before="90" w:after="40" w:line="268" w:lineRule="auto"/>
+        <w:spacing w:before="76" w:after="34" w:line="254" w:lineRule="auto"/>
         <w:ind w:left="432" w:hanging="432"/>
       </w:pPr>
       <w:r>
@@ -2723,7 +2742,7 @@
         <w:tabs>
           <w:tab w:val="left" w:pos="1300"/>
         </w:tabs>
-        <w:spacing w:before="0" w:after="24" w:line="272" w:lineRule="auto"/>
+        <w:spacing w:before="0" w:after="20" w:line="256" w:lineRule="auto"/>
         <w:ind w:left="1300" w:hanging="868"/>
       </w:pPr>
       <w:r>
@@ -2731,25 +2750,25 @@
           <w:rFonts w:ascii="Avenir Next" w:hAnsi="Avenir Next" w:cs="Avenir Next" w:eastAsia="Avenir Next"/>
           <w:b/>
           <w:color w:val="003A70"/>
+          <w:sz w:val="22"/>
+          <w:szCs w:val="18"/>
+        </w:rPr>
+        <w:t xml:space="preserve">Step 1</w:t>
+      </w:r>
+      <w:r>
+        <w:rPr>
+          <w:rFonts w:ascii="Avenir Next" w:hAnsi="Avenir Next" w:cs="Avenir Next" w:eastAsia="Avenir Next"/>
+          <w:color w:val="1A1A1A"/>
           <w:sz w:val="18"/>
           <w:szCs w:val="18"/>
         </w:rPr>
-        <w:t xml:space="preserve">Step 1</w:t>
-      </w:r>
-      <w:r>
-        <w:rPr>
-          <w:rFonts w:ascii="Avenir Next" w:hAnsi="Avenir Next" w:cs="Avenir Next" w:eastAsia="Avenir Next"/>
-          <w:color w:val="1A1A1A"/>
-          <w:sz w:val="18"/>
-          <w:szCs w:val="18"/>
-        </w:rPr>
         <w:tab/>
       </w:r>
       <w:r>
         <w:rPr>
           <w:rFonts w:ascii="Avenir Next" w:hAnsi="Avenir Next" w:cs="Avenir Next" w:eastAsia="Avenir Next"/>
           <w:color w:val="1A1A1A"/>
-          <w:sz w:val="21"/>
+          <w:sz w:val="22"/>
           <w:szCs w:val="21"/>
         </w:rPr>
         <w:t xml:space="preserve">Start at </w:t>
@@ -2768,7 +2787,7 @@
         <w:rPr>
           <w:rFonts w:ascii="Avenir Next" w:hAnsi="Avenir Next" w:cs="Avenir Next" w:eastAsia="Avenir Next"/>
           <w:color w:val="1A1A1A"/>
-          <w:sz w:val="21"/>
+          <w:sz w:val="22"/>
           <w:szCs w:val="21"/>
         </w:rPr>
         <w:t xml:space="preserve">.</w:t>
@@ -2780,7 +2799,7 @@
         <w:tabs>
           <w:tab w:val="left" w:pos="1300"/>
         </w:tabs>
-        <w:spacing w:before="0" w:after="24" w:line="272" w:lineRule="auto"/>
+        <w:spacing w:before="0" w:after="20" w:line="256" w:lineRule="auto"/>
         <w:ind w:left="1300" w:hanging="868"/>
       </w:pPr>
       <w:r>
@@ -2788,25 +2807,25 @@
           <w:rFonts w:ascii="Avenir Next" w:hAnsi="Avenir Next" w:cs="Avenir Next" w:eastAsia="Avenir Next"/>
           <w:b/>
           <w:color w:val="003A70"/>
+          <w:sz w:val="22"/>
+          <w:szCs w:val="18"/>
+        </w:rPr>
+        <w:t xml:space="preserve">Step 2</w:t>
+      </w:r>
+      <w:r>
+        <w:rPr>
+          <w:rFonts w:ascii="Avenir Next" w:hAnsi="Avenir Next" w:cs="Avenir Next" w:eastAsia="Avenir Next"/>
+          <w:color w:val="1A1A1A"/>
           <w:sz w:val="18"/>
           <w:szCs w:val="18"/>
         </w:rPr>
-        <w:t xml:space="preserve">Step 2</w:t>
-      </w:r>
-      <w:r>
-        <w:rPr>
-          <w:rFonts w:ascii="Avenir Next" w:hAnsi="Avenir Next" w:cs="Avenir Next" w:eastAsia="Avenir Next"/>
-          <w:color w:val="1A1A1A"/>
-          <w:sz w:val="18"/>
-          <w:szCs w:val="18"/>
-        </w:rPr>
         <w:tab/>
       </w:r>
       <w:r>
         <w:rPr>
           <w:rFonts w:ascii="Avenir Next" w:hAnsi="Avenir Next" w:cs="Avenir Next" w:eastAsia="Avenir Next"/>
           <w:color w:val="1A1A1A"/>
-          <w:sz w:val="21"/>
+          <w:sz w:val="22"/>
           <w:szCs w:val="21"/>
         </w:rPr>
         <w:t xml:space="preserve">100 − 25 = </w:t>
@@ -2828,7 +2847,7 @@
         <w:tabs>
           <w:tab w:val="left" w:pos="1300"/>
         </w:tabs>
-        <w:spacing w:before="0" w:after="24" w:line="272" w:lineRule="auto"/>
+        <w:spacing w:before="0" w:after="20" w:line="256" w:lineRule="auto"/>
         <w:ind w:left="1300" w:hanging="868"/>
       </w:pPr>
       <w:r>
@@ -2836,25 +2855,25 @@
           <w:rFonts w:ascii="Avenir Next" w:hAnsi="Avenir Next" w:cs="Avenir Next" w:eastAsia="Avenir Next"/>
           <w:b/>
           <w:color w:val="003A70"/>
+          <w:sz w:val="22"/>
+          <w:szCs w:val="18"/>
+        </w:rPr>
+        <w:t xml:space="preserve">Step 3</w:t>
+      </w:r>
+      <w:r>
+        <w:rPr>
+          <w:rFonts w:ascii="Avenir Next" w:hAnsi="Avenir Next" w:cs="Avenir Next" w:eastAsia="Avenir Next"/>
+          <w:color w:val="1A1A1A"/>
           <w:sz w:val="18"/>
           <w:szCs w:val="18"/>
         </w:rPr>
-        <w:t xml:space="preserve">Step 3</w:t>
-      </w:r>
-      <w:r>
-        <w:rPr>
-          <w:rFonts w:ascii="Avenir Next" w:hAnsi="Avenir Next" w:cs="Avenir Next" w:eastAsia="Avenir Next"/>
-          <w:color w:val="1A1A1A"/>
-          <w:sz w:val="18"/>
-          <w:szCs w:val="18"/>
-        </w:rPr>
         <w:tab/>
       </w:r>
       <w:r>
         <w:rPr>
           <w:rFonts w:ascii="Avenir Next" w:hAnsi="Avenir Next" w:cs="Avenir Next" w:eastAsia="Avenir Next"/>
           <w:color w:val="1A1A1A"/>
-          <w:sz w:val="21"/>
+          <w:sz w:val="22"/>
           <w:szCs w:val="21"/>
         </w:rPr>
         <w:t xml:space="preserve">100 + 25 = </w:t>
@@ -2877,6 +2896,7 @@
     </w:p>
     <w:p>
       <w:pPr>
+        <w:pStyle w:val="Heading2"/>
         <w:keepNext/>
         <w:pBdr>
           <w:bottom w:val="single" w:sz="8" w:space="3" w:color="003A70"/>
@@ -2884,7 +2904,7 @@
         <w:tabs>
           <w:tab w:val="right" w:pos="9504"/>
         </w:tabs>
-        <w:spacing w:before="50" w:after="36" w:line="240" w:lineRule="auto"/>
+        <w:spacing w:before="42" w:after="31" w:line="240" w:lineRule="auto"/>
       </w:pPr>
       <w:r>
         <w:rPr>
@@ -2892,7 +2912,7 @@
           <w:b/>
           <w:color w:val="003A70"/>
           <w:spacing w:val="14"/>
-          <w:sz w:val="19"/>
+          <w:sz w:val="22"/>
           <w:szCs w:val="19"/>
         </w:rPr>
         <w:t xml:space="preserve">YOUR TURN</w:t>
@@ -2911,7 +2931,7 @@
           <w:rFonts w:ascii="Avenir Next" w:hAnsi="Avenir Next" w:cs="Avenir Next" w:eastAsia="Avenir Next"/>
           <w:i/>
           <w:color w:val="5A5F66"/>
-          <w:sz w:val="17"/>
+          <w:sz w:val="22"/>
           <w:szCs w:val="17"/>
         </w:rPr>
         <w:t xml:space="preserve">use the steps on your own</w:t>
@@ -2961,7 +2981,7 @@
               <w:tabs>
                 <w:tab w:val="left" w:pos="432"/>
               </w:tabs>
-              <w:spacing w:before="90" w:after="40" w:line="268" w:lineRule="auto"/>
+              <w:spacing w:before="76" w:after="34" w:line="254" w:lineRule="auto"/>
               <w:ind w:left="432" w:hanging="432"/>
             </w:pPr>
             <w:r>
@@ -3034,7 +3054,7 @@
                     <w:tabs>
                       <w:tab w:val="left" w:pos="340"/>
                     </w:tabs>
-                    <w:spacing w:before="0" w:after="0" w:line="276" w:lineRule="auto"/>
+                    <w:spacing w:before="0" w:after="0" w:line="258" w:lineRule="auto"/>
                     <w:ind w:left="340" w:hanging="340"/>
                   </w:pPr>
                   <w:r>
@@ -3096,7 +3116,7 @@
                     <w:tabs>
                       <w:tab w:val="left" w:pos="340"/>
                     </w:tabs>
-                    <w:spacing w:before="0" w:after="0" w:line="276" w:lineRule="auto"/>
+                    <w:spacing w:before="0" w:after="0" w:line="258" w:lineRule="auto"/>
                     <w:ind w:left="340" w:hanging="340"/>
                   </w:pPr>
                   <w:r>
@@ -3164,7 +3184,7 @@
                     <w:tabs>
                       <w:tab w:val="left" w:pos="340"/>
                     </w:tabs>
-                    <w:spacing w:before="0" w:after="0" w:line="276" w:lineRule="auto"/>
+                    <w:spacing w:before="0" w:after="0" w:line="258" w:lineRule="auto"/>
                     <w:ind w:left="340" w:hanging="340"/>
                   </w:pPr>
                   <w:r>
@@ -3226,7 +3246,7 @@
                     <w:tabs>
                       <w:tab w:val="left" w:pos="340"/>
                     </w:tabs>
-                    <w:spacing w:before="0" w:after="0" w:line="276" w:lineRule="auto"/>
+                    <w:spacing w:before="0" w:after="0" w:line="258" w:lineRule="auto"/>
                     <w:ind w:left="340" w:hanging="340"/>
                   </w:pPr>
                   <w:r>
@@ -3294,7 +3314,7 @@
                     <w:tabs>
                       <w:tab w:val="left" w:pos="340"/>
                     </w:tabs>
-                    <w:spacing w:before="0" w:after="0" w:line="276" w:lineRule="auto"/>
+                    <w:spacing w:before="0" w:after="0" w:line="258" w:lineRule="auto"/>
                     <w:ind w:left="340" w:hanging="340"/>
                   </w:pPr>
                   <w:r>
@@ -3356,7 +3376,7 @@
                     <w:tabs>
                       <w:tab w:val="left" w:pos="340"/>
                     </w:tabs>
-                    <w:spacing w:before="0" w:after="0" w:line="276" w:lineRule="auto"/>
+                    <w:spacing w:before="0" w:after="0" w:line="258" w:lineRule="auto"/>
                     <w:ind w:left="340" w:hanging="340"/>
                   </w:pPr>
                   <w:r>
@@ -3425,6 +3445,7 @@
     </w:p>
     <w:p>
       <w:pPr>
+        <w:pStyle w:val="Heading2"/>
         <w:keepNext/>
         <w:pBdr>
           <w:bottom w:val="single" w:sz="8" w:space="3" w:color="003A70"/>
@@ -3432,7 +3453,7 @@
         <w:tabs>
           <w:tab w:val="right" w:pos="9504"/>
         </w:tabs>
-        <w:spacing w:before="50" w:after="36" w:line="240" w:lineRule="auto"/>
+        <w:spacing w:before="42" w:after="31" w:line="240" w:lineRule="auto"/>
       </w:pPr>
       <w:r>
         <w:rPr>
@@ -3440,7 +3461,7 @@
           <w:b/>
           <w:color w:val="003A70"/>
           <w:spacing w:val="14"/>
-          <w:sz w:val="19"/>
+          <w:sz w:val="22"/>
           <w:szCs w:val="19"/>
         </w:rPr>
         <w:t xml:space="preserve">READY CHECK</w:t>
@@ -3459,7 +3480,7 @@
           <w:rFonts w:ascii="Avenir Next" w:hAnsi="Avenir Next" w:cs="Avenir Next" w:eastAsia="Avenir Next"/>
           <w:i/>
           <w:color w:val="5A5F66"/>
-          <w:sz w:val="17"/>
+          <w:sz w:val="22"/>
           <w:szCs w:val="17"/>
         </w:rPr>
         <w:t xml:space="preserve">a problem like the one in today’s lesson</w:t>
@@ -3509,7 +3530,7 @@
               <w:tabs>
                 <w:tab w:val="left" w:pos="432"/>
               </w:tabs>
-              <w:spacing w:before="90" w:after="40" w:line="268" w:lineRule="auto"/>
+              <w:spacing w:before="76" w:after="34" w:line="254" w:lineRule="auto"/>
               <w:ind w:left="432" w:hanging="432"/>
             </w:pPr>
             <w:r>
@@ -3583,7 +3604,7 @@
                     <w:tabs>
                       <w:tab w:val="left" w:pos="340"/>
                     </w:tabs>
-                    <w:spacing w:before="0" w:after="0" w:line="264" w:lineRule="auto"/>
+                    <w:spacing w:before="0" w:after="0" w:line="252" w:lineRule="auto"/>
                     <w:ind w:left="340" w:hanging="340"/>
                   </w:pPr>
                   <w:r>
@@ -3591,25 +3612,25 @@
                       <w:rFonts w:ascii="Avenir Next" w:hAnsi="Avenir Next" w:cs="Avenir Next" w:eastAsia="Avenir Next"/>
                       <w:b/>
                       <w:color w:val="003A70"/>
+                      <w:sz w:val="22"/>
+                      <w:szCs w:val="21"/>
+                    </w:rPr>
+                    <w:t xml:space="preserve">A</w:t>
+                  </w:r>
+                  <w:r>
+                    <w:rPr>
+                      <w:rFonts w:ascii="Avenir Next" w:hAnsi="Avenir Next" w:cs="Avenir Next" w:eastAsia="Avenir Next"/>
+                      <w:color w:val="1A1A1A"/>
                       <w:sz w:val="21"/>
                       <w:szCs w:val="21"/>
                     </w:rPr>
-                    <w:t xml:space="preserve">A</w:t>
-                  </w:r>
-                  <w:r>
-                    <w:rPr>
-                      <w:rFonts w:ascii="Avenir Next" w:hAnsi="Avenir Next" w:cs="Avenir Next" w:eastAsia="Avenir Next"/>
-                      <w:color w:val="1A1A1A"/>
-                      <w:sz w:val="21"/>
-                      <w:szCs w:val="21"/>
-                    </w:rPr>
                     <w:tab/>
                   </w:r>
                   <w:r>
                     <w:rPr>
                       <w:rFonts w:ascii="Avenir Next" w:hAnsi="Avenir Next" w:cs="Avenir Next" w:eastAsia="Avenir Next"/>
                       <w:color w:val="1A1A1A"/>
-                      <w:sz w:val="21"/>
+                      <w:sz w:val="22"/>
                       <w:szCs w:val="21"/>
                     </w:rPr>
                     <w:t xml:space="preserve">0 and 35</w:t>
@@ -3626,7 +3647,7 @@
                     <w:tabs>
                       <w:tab w:val="left" w:pos="340"/>
                     </w:tabs>
-                    <w:spacing w:before="0" w:after="0" w:line="264" w:lineRule="auto"/>
+                    <w:spacing w:before="0" w:after="0" w:line="252" w:lineRule="auto"/>
                     <w:ind w:left="340" w:hanging="340"/>
                   </w:pPr>
                   <w:r>
@@ -3634,25 +3655,25 @@
                       <w:rFonts w:ascii="Avenir Next" w:hAnsi="Avenir Next" w:cs="Avenir Next" w:eastAsia="Avenir Next"/>
                       <w:b/>
                       <w:color w:val="003A70"/>
+                      <w:sz w:val="22"/>
+                      <w:szCs w:val="21"/>
+                    </w:rPr>
+                    <w:t xml:space="preserve">B</w:t>
+                  </w:r>
+                  <w:r>
+                    <w:rPr>
+                      <w:rFonts w:ascii="Avenir Next" w:hAnsi="Avenir Next" w:cs="Avenir Next" w:eastAsia="Avenir Next"/>
+                      <w:color w:val="1A1A1A"/>
                       <w:sz w:val="21"/>
                       <w:szCs w:val="21"/>
                     </w:rPr>
-                    <w:t xml:space="preserve">B</w:t>
-                  </w:r>
-                  <w:r>
-                    <w:rPr>
-                      <w:rFonts w:ascii="Avenir Next" w:hAnsi="Avenir Next" w:cs="Avenir Next" w:eastAsia="Avenir Next"/>
-                      <w:color w:val="1A1A1A"/>
-                      <w:sz w:val="21"/>
-                      <w:szCs w:val="21"/>
-                    </w:rPr>
                     <w:tab/>
                   </w:r>
                   <w:r>
                     <w:rPr>
                       <w:rFonts w:ascii="Avenir Next" w:hAnsi="Avenir Next" w:cs="Avenir Next" w:eastAsia="Avenir Next"/>
                       <w:color w:val="1A1A1A"/>
-                      <w:sz w:val="21"/>
+                      <w:sz w:val="22"/>
                       <w:szCs w:val="21"/>
                     </w:rPr>
                     <w:t xml:space="preserve">35 and 70</w:t>
@@ -3669,7 +3690,7 @@
                     <w:tabs>
                       <w:tab w:val="left" w:pos="340"/>
                     </w:tabs>
-                    <w:spacing w:before="0" w:after="0" w:line="264" w:lineRule="auto"/>
+                    <w:spacing w:before="0" w:after="0" w:line="252" w:lineRule="auto"/>
                     <w:ind w:left="340" w:hanging="340"/>
                   </w:pPr>
                   <w:r>
@@ -3677,25 +3698,25 @@
                       <w:rFonts w:ascii="Avenir Next" w:hAnsi="Avenir Next" w:cs="Avenir Next" w:eastAsia="Avenir Next"/>
                       <w:b/>
                       <w:color w:val="003A70"/>
+                      <w:sz w:val="22"/>
+                      <w:szCs w:val="21"/>
+                    </w:rPr>
+                    <w:t xml:space="preserve">C</w:t>
+                  </w:r>
+                  <w:r>
+                    <w:rPr>
+                      <w:rFonts w:ascii="Avenir Next" w:hAnsi="Avenir Next" w:cs="Avenir Next" w:eastAsia="Avenir Next"/>
+                      <w:color w:val="1A1A1A"/>
                       <w:sz w:val="21"/>
                       <w:szCs w:val="21"/>
                     </w:rPr>
-                    <w:t xml:space="preserve">C</w:t>
-                  </w:r>
-                  <w:r>
-                    <w:rPr>
-                      <w:rFonts w:ascii="Avenir Next" w:hAnsi="Avenir Next" w:cs="Avenir Next" w:eastAsia="Avenir Next"/>
-                      <w:color w:val="1A1A1A"/>
-                      <w:sz w:val="21"/>
-                      <w:szCs w:val="21"/>
-                    </w:rPr>
                     <w:tab/>
                   </w:r>
                   <w:r>
                     <w:rPr>
                       <w:rFonts w:ascii="Avenir Next" w:hAnsi="Avenir Next" w:cs="Avenir Next" w:eastAsia="Avenir Next"/>
                       <w:color w:val="1A1A1A"/>
-                      <w:sz w:val="21"/>
+                      <w:sz w:val="22"/>
                       <w:szCs w:val="21"/>
                     </w:rPr>
                     <w:t xml:space="preserve">−35 and 35</w:t>
@@ -3712,7 +3733,7 @@
                     <w:tabs>
                       <w:tab w:val="left" w:pos="340"/>
                     </w:tabs>
-                    <w:spacing w:before="0" w:after="0" w:line="264" w:lineRule="auto"/>
+                    <w:spacing w:before="0" w:after="0" w:line="252" w:lineRule="auto"/>
                     <w:ind w:left="340" w:hanging="340"/>
                   </w:pPr>
                   <w:r>
@@ -3720,25 +3741,25 @@
                       <w:rFonts w:ascii="Avenir Next" w:hAnsi="Avenir Next" w:cs="Avenir Next" w:eastAsia="Avenir Next"/>
                       <w:b/>
                       <w:color w:val="003A70"/>
+                      <w:sz w:val="22"/>
+                      <w:szCs w:val="21"/>
+                    </w:rPr>
+                    <w:t xml:space="preserve">D</w:t>
+                  </w:r>
+                  <w:r>
+                    <w:rPr>
+                      <w:rFonts w:ascii="Avenir Next" w:hAnsi="Avenir Next" w:cs="Avenir Next" w:eastAsia="Avenir Next"/>
+                      <w:color w:val="1A1A1A"/>
                       <w:sz w:val="21"/>
                       <w:szCs w:val="21"/>
                     </w:rPr>
-                    <w:t xml:space="preserve">D</w:t>
-                  </w:r>
-                  <w:r>
-                    <w:rPr>
-                      <w:rFonts w:ascii="Avenir Next" w:hAnsi="Avenir Next" w:cs="Avenir Next" w:eastAsia="Avenir Next"/>
-                      <w:color w:val="1A1A1A"/>
-                      <w:sz w:val="21"/>
-                      <w:szCs w:val="21"/>
-                    </w:rPr>
                     <w:tab/>
                   </w:r>
                   <w:r>
                     <w:rPr>
                       <w:rFonts w:ascii="Avenir Next" w:hAnsi="Avenir Next" w:cs="Avenir Next" w:eastAsia="Avenir Next"/>
                       <w:color w:val="1A1A1A"/>
-                      <w:sz w:val="21"/>
+                      <w:sz w:val="22"/>
                       <w:szCs w:val="21"/>
                     </w:rPr>
                     <w:t xml:space="preserve">−35 and 0</w:t>
@@ -3787,19 +3808,42 @@
         <w:tblLook w:val="0000" w:firstRow="0" w:lastRow="0" w:firstColumn="0" w:lastColumn="0" w:noHBand="1" w:noVBand="1"/>
       </w:tblPr>
       <w:tblGrid>
-        <w:gridCol w:w="2000"/>
-        <w:gridCol w:w="2300"/>
-        <w:gridCol w:w="2100"/>
-        <w:gridCol w:w="3104"/>
+        <w:gridCol w:w="1750"/>
+        <w:gridCol w:w="2500"/>
+        <w:gridCol w:w="2200"/>
+        <w:gridCol w:w="3054"/>
       </w:tblGrid>
       <w:tr>
         <w:trPr>
           <w:cantSplit/>
-          <w:trHeight w:val="320" w:hRule="atLeast"/>
+          <w:trHeight w:val="300" w:hRule="atLeast"/>
         </w:trPr>
         <w:tc>
           <w:tcPr>
-            <w:tcW w:w="2000" w:type="dxa"/>
+            <w:tcW w:w="1750" w:type="dxa"/>
+            <w:vAlign w:val="center"/>
+          </w:tcPr>
+          <w:p>
+            <w:pPr>
+              <w:pStyle w:val="Heading2"/>
+              <w:spacing w:before="0" w:after="0" w:line="240" w:lineRule="auto"/>
+            </w:pPr>
+            <w:r>
+              <w:rPr>
+                <w:rFonts w:ascii="Avenir Next" w:hAnsi="Avenir Next" w:cs="Avenir Next" w:eastAsia="Avenir Next"/>
+                <w:b/>
+                <w:color w:val="003A70"/>
+                <w:spacing w:val="12"/>
+                <w:sz w:val="15"/>
+                <w:szCs w:val="15"/>
+              </w:rPr>
+              <w:t xml:space="preserve">CHECK YOURSELF</w:t>
+            </w:r>
+          </w:p>
+        </w:tc>
+        <w:tc>
+          <w:tcPr>
+            <w:tcW w:w="2500" w:type="dxa"/>
             <w:vAlign w:val="center"/>
           </w:tcPr>
           <w:p>
@@ -3808,20 +3852,27 @@
             </w:pPr>
             <w:r>
               <w:rPr>
-                <w:rFonts w:ascii="Avenir Next" w:hAnsi="Avenir Next" w:cs="Avenir Next" w:eastAsia="Avenir Next"/>
-                <w:b/>
-                <w:color w:val="003A70"/>
-                <w:spacing w:val="12"/>
-                <w:sz w:val="15"/>
-                <w:szCs w:val="15"/>
-              </w:rPr>
-              <w:t xml:space="preserve">CHECK YOURSELF</w:t>
+                <w:rFonts w:ascii="Arial" w:hAnsi="Arial" w:cs="Arial" w:eastAsia="Arial"/>
+                <w:color w:val="1A1A1A"/>
+                <w:sz w:val="20"/>
+                <w:szCs w:val="20"/>
+              </w:rPr>
+              <w:t xml:space="preserve">□</w:t>
+            </w:r>
+            <w:r>
+              <w:rPr>
+                <w:rFonts w:ascii="Avenir Next" w:hAnsi="Avenir Next" w:cs="Avenir Next" w:eastAsia="Avenir Next"/>
+                <w:color w:val="1A1A1A"/>
+                <w:sz w:val="17"/>
+                <w:szCs w:val="17"/>
+              </w:rPr>
+              <w:t xml:space="preserve">  I can do this on my own</w:t>
             </w:r>
           </w:p>
         </w:tc>
         <w:tc>
           <w:tcPr>
-            <w:tcW w:w="2300" w:type="dxa"/>
+            <w:tcW w:w="2200" w:type="dxa"/>
             <w:vAlign w:val="center"/>
           </w:tcPr>
           <w:p>
@@ -3832,8 +3883,8 @@
               <w:rPr>
                 <w:rFonts w:ascii="Arial" w:hAnsi="Arial" w:cs="Arial" w:eastAsia="Arial"/>
                 <w:color w:val="1A1A1A"/>
-                <w:sz w:val="24"/>
-                <w:szCs w:val="24"/>
+                <w:sz w:val="20"/>
+                <w:szCs w:val="20"/>
               </w:rPr>
               <w:t xml:space="preserve">□</w:t>
             </w:r>
@@ -3844,13 +3895,13 @@
                 <w:sz w:val="17"/>
                 <w:szCs w:val="17"/>
               </w:rPr>
-              <w:t xml:space="preserve">  I can do this on my own</w:t>
+              <w:t xml:space="preserve">  I need a little help</w:t>
             </w:r>
           </w:p>
         </w:tc>
         <w:tc>
           <w:tcPr>
-            <w:tcW w:w="2100" w:type="dxa"/>
+            <w:tcW w:w="3054" w:type="dxa"/>
             <w:vAlign w:val="center"/>
           </w:tcPr>
           <w:p>
@@ -3861,37 +3912,8 @@
               <w:rPr>
                 <w:rFonts w:ascii="Arial" w:hAnsi="Arial" w:cs="Arial" w:eastAsia="Arial"/>
                 <w:color w:val="1A1A1A"/>
-                <w:sz w:val="24"/>
-                <w:szCs w:val="24"/>
-              </w:rPr>
-              <w:t xml:space="preserve">□</w:t>
-            </w:r>
-            <w:r>
-              <w:rPr>
-                <w:rFonts w:ascii="Avenir Next" w:hAnsi="Avenir Next" w:cs="Avenir Next" w:eastAsia="Avenir Next"/>
-                <w:color w:val="1A1A1A"/>
-                <w:sz w:val="17"/>
-                <w:szCs w:val="17"/>
-              </w:rPr>
-              <w:t xml:space="preserve">  I need a little help</w:t>
-            </w:r>
-          </w:p>
-        </w:tc>
-        <w:tc>
-          <w:tcPr>
-            <w:tcW w:w="3104" w:type="dxa"/>
-            <w:vAlign w:val="center"/>
-          </w:tcPr>
-          <w:p>
-            <w:pPr>
-              <w:spacing w:before="0" w:after="0" w:line="240" w:lineRule="auto"/>
-            </w:pPr>
-            <w:r>
-              <w:rPr>
-                <w:rFonts w:ascii="Arial" w:hAnsi="Arial" w:cs="Arial" w:eastAsia="Arial"/>
-                <w:color w:val="1A1A1A"/>
-                <w:sz w:val="24"/>
-                <w:szCs w:val="24"/>
+                <w:sz w:val="20"/>
+                <w:szCs w:val="20"/>
               </w:rPr>
               <w:t xml:space="preserve">□</w:t>
             </w:r>
@@ -3926,7 +3948,7 @@
     <w:sectPr>
       <w:footerReference w:type="default" r:id="rIdFooter1"/>
       <w:pgSz w:w="12240" w:h="15840"/>
-      <w:pgMar w:top="893" w:right="1224" w:bottom="835" w:left="1512" w:header="432" w:footer="432" w:gutter="0"/>
+      <w:pgMar w:top="780" w:right="1224" w:bottom="760" w:left="1512" w:header="432" w:footer="432" w:gutter="0"/>
       <w:cols w:space="720"/>
     </w:sectPr>
   </w:body>
@@ -4006,7 +4028,106 @@
               <w:sz w:val="15"/>
               <w:szCs w:val="15"/>
             </w:rPr>
-            <w:t xml:space="preserve">Lesson 7-1  ·  Session 1  ·  Prerequisite Practice B</w:t>
+            <w:t xml:space="preserve">7-1 · Page </w:t>
+          </w:r>
+          <w:r>
+            <w:rPr>
+              <w:rFonts w:ascii="Avenir Next" w:hAnsi="Avenir Next" w:cs="Avenir Next" w:eastAsia="Avenir Next"/>
+              <w:color w:val="5A5F66"/>
+              <w:sz w:val="15"/>
+              <w:szCs w:val="15"/>
+            </w:rPr>
+            <w:fldChar w:fldCharType="begin"/>
+          </w:r>
+          <w:r>
+            <w:rPr>
+              <w:rFonts w:ascii="Avenir Next" w:hAnsi="Avenir Next" w:cs="Avenir Next" w:eastAsia="Avenir Next"/>
+              <w:color w:val="5A5F66"/>
+              <w:sz w:val="15"/>
+              <w:szCs w:val="15"/>
+            </w:rPr>
+            <w:instrText xml:space="preserve"> PAGE </w:instrText>
+          </w:r>
+          <w:r>
+            <w:rPr>
+              <w:rFonts w:ascii="Avenir Next" w:hAnsi="Avenir Next" w:cs="Avenir Next" w:eastAsia="Avenir Next"/>
+              <w:color w:val="5A5F66"/>
+              <w:sz w:val="15"/>
+              <w:szCs w:val="15"/>
+            </w:rPr>
+            <w:fldChar w:fldCharType="separate"/>
+          </w:r>
+          <w:r>
+            <w:rPr>
+              <w:rFonts w:ascii="Avenir Next" w:hAnsi="Avenir Next" w:cs="Avenir Next" w:eastAsia="Avenir Next"/>
+              <w:color w:val="5A5F66"/>
+              <w:sz w:val="15"/>
+              <w:szCs w:val="15"/>
+            </w:rPr>
+            <w:t xml:space="preserve">1</w:t>
+          </w:r>
+          <w:r>
+            <w:rPr>
+              <w:rFonts w:ascii="Avenir Next" w:hAnsi="Avenir Next" w:cs="Avenir Next" w:eastAsia="Avenir Next"/>
+              <w:color w:val="5A5F66"/>
+              <w:sz w:val="15"/>
+              <w:szCs w:val="15"/>
+            </w:rPr>
+            <w:fldChar w:fldCharType="end"/>
+          </w:r>
+          <w:r>
+            <w:rPr>
+              <w:rFonts w:ascii="Avenir Next" w:hAnsi="Avenir Next" w:cs="Avenir Next" w:eastAsia="Avenir Next"/>
+              <w:color w:val="5A5F66"/>
+              <w:sz w:val="15"/>
+              <w:szCs w:val="15"/>
+            </w:rPr>
+            <w:t xml:space="preserve"> of </w:t>
+          </w:r>
+          <w:r>
+            <w:rPr>
+              <w:rFonts w:ascii="Avenir Next" w:hAnsi="Avenir Next" w:cs="Avenir Next" w:eastAsia="Avenir Next"/>
+              <w:color w:val="5A5F66"/>
+              <w:sz w:val="15"/>
+              <w:szCs w:val="15"/>
+            </w:rPr>
+            <w:fldChar w:fldCharType="begin"/>
+          </w:r>
+          <w:r>
+            <w:rPr>
+              <w:rFonts w:ascii="Avenir Next" w:hAnsi="Avenir Next" w:cs="Avenir Next" w:eastAsia="Avenir Next"/>
+              <w:color w:val="5A5F66"/>
+              <w:sz w:val="15"/>
+              <w:szCs w:val="15"/>
+            </w:rPr>
+            <w:instrText xml:space="preserve"> NUMPAGES </w:instrText>
+          </w:r>
+          <w:r>
+            <w:rPr>
+              <w:rFonts w:ascii="Avenir Next" w:hAnsi="Avenir Next" w:cs="Avenir Next" w:eastAsia="Avenir Next"/>
+              <w:color w:val="5A5F66"/>
+              <w:sz w:val="15"/>
+              <w:szCs w:val="15"/>
+            </w:rPr>
+            <w:fldChar w:fldCharType="separate"/>
+          </w:r>
+          <w:r>
+            <w:rPr>
+              <w:rFonts w:ascii="Avenir Next" w:hAnsi="Avenir Next" w:cs="Avenir Next" w:eastAsia="Avenir Next"/>
+              <w:color w:val="5A5F66"/>
+              <w:sz w:val="15"/>
+              <w:szCs w:val="15"/>
+            </w:rPr>
+            <w:t xml:space="preserve">1</w:t>
+          </w:r>
+          <w:r>
+            <w:rPr>
+              <w:rFonts w:ascii="Avenir Next" w:hAnsi="Avenir Next" w:cs="Avenir Next" w:eastAsia="Avenir Next"/>
+              <w:color w:val="5A5F66"/>
+              <w:sz w:val="15"/>
+              <w:szCs w:val="15"/>
+            </w:rPr>
+            <w:fldChar w:fldCharType="end"/>
           </w:r>
         </w:p>
       </w:tc>
@@ -4049,5 +4170,23 @@
       </w:tblCellMar>
     </w:tblPr>
   </w:style>
+  <w:style w:type="paragraph" w:styleId="Heading1">
+    <w:name w:val="heading 1"/>
+    <w:basedOn w:val="Normal"/>
+    <w:pPr>
+      <w:outlineLvl w:val="0"/>
+      <w:keepNext w:val="0"/>
+      <w:keepLines w:val="0"/>
+    </w:pPr>
+  </w:style>
+  <w:style w:type="paragraph" w:styleId="Heading2">
+    <w:name w:val="heading 2"/>
+    <w:basedOn w:val="Normal"/>
+    <w:pPr>
+      <w:outlineLvl w:val="1"/>
+      <w:keepNext w:val="0"/>
+      <w:keepLines w:val="0"/>
+    </w:pPr>
+  </w:style>
 </w:styles>
 </file>